--- a/svoyo-delo/대본/3부/11화_Usloviya_Borisa.docx
+++ b/svoyo-delo/대본/3부/11화_Usloviya_Borisa.docx
@@ -150,7 +150,7 @@
         <w:t xml:space="preserve"> </w:t>
       </w:r>
       <w:r>
-        <w:t xml:space="preserve">- 규칙: 지문 없음. 전 화 100% 「화자명: 대사」. 1턴 15단어 이내 + 긴 턴 10~15회(25~35단어). 문법 초점(B2): 피동 형동사·단어미(назначается, не подлежат изменению), 설득 구조(Факт первый… Факт второй…), 간접 의문(скажешь ли).</w:t>
+        <w:t xml:space="preserve">- 규칙: 지문 없음. 전 화 100% 「화자명: 대사」. 1턴 20단어 이내 + 긴 턴 10~15회(30~50단어). 문법 초점(B2): 피동 형동사·단어미(назначается, не подлежат изменению), 설득 구조(Факт первый… Факт второй…), 간접 의문(скажешь ли).</w:t>
       </w:r>
       <w:r>
         <w:t xml:space="preserve"> </w:t>
@@ -875,119 +875,119 @@
         <w:pStyle w:val="FirstParagraph"/>
       </w:pPr>
       <w:r>
-        <w:t xml:space="preserve">LEV: Доброе утро. Девять ноль-ноль. Белова, ты научила их точности. Вот. Две страницы. Условия Бориса Игоревича.</w:t>
-      </w:r>
-    </w:p>
-    <w:p>
-      <w:pPr>
-        <w:pStyle w:val="BodyText"/>
-      </w:pPr>
-      <w:r>
-        <w:t xml:space="preserve">IRINA: Две страницы. Я ждала двадцать.</w:t>
-      </w:r>
-    </w:p>
-    <w:p>
-      <w:pPr>
-        <w:pStyle w:val="BodyText"/>
-      </w:pPr>
-      <w:r>
-        <w:t xml:space="preserve">LEV: Борис не любит длинных бумаг. Он считает: если условие не помещается в строчку, это не условие, а надежда. Шесть пунктов. Я прочитаю вслух, а вы будете задавать вопросы.</w:t>
-      </w:r>
-    </w:p>
-    <w:p>
-      <w:pPr>
-        <w:pStyle w:val="BodyText"/>
-      </w:pPr>
-      <w:r>
-        <w:t xml:space="preserve">ZAYTSEV: Читайте. Я записываю.</w:t>
-      </w:r>
-    </w:p>
-    <w:p>
-      <w:pPr>
-        <w:pStyle w:val="BodyText"/>
-      </w:pPr>
-      <w:r>
-        <w:t xml:space="preserve">LEV: Первое. Сорок миллионов за двадцать процентов. Через увеличение уставного капитала. Новая доля.</w:t>
-      </w:r>
-    </w:p>
-    <w:p>
-      <w:pPr>
-        <w:pStyle w:val="BodyText"/>
-      </w:pPr>
-      <w:r>
-        <w:t xml:space="preserve">IRINA: Принято. И сразу: из этих денег первым гасится второй кредит Алексея. Это наше старое правило.</w:t>
-      </w:r>
-    </w:p>
-    <w:p>
-      <w:pPr>
-        <w:pStyle w:val="BodyText"/>
-      </w:pPr>
-      <w:r>
-        <w:t xml:space="preserve">LEV: Борис знает. Он сказал: «Правильно. Директор с ипотекой на шее думает о шее».</w:t>
-      </w:r>
-    </w:p>
-    <w:p>
-      <w:pPr>
-        <w:pStyle w:val="BodyText"/>
-      </w:pPr>
-      <w:r>
-        <w:t xml:space="preserve">OLGA: Второе?</w:t>
-      </w:r>
-    </w:p>
-    <w:p>
-      <w:pPr>
-        <w:pStyle w:val="BodyText"/>
-      </w:pPr>
-      <w:r>
-        <w:t xml:space="preserve">LEV: Второе. Совет директоров. Пять человек. Трое основателей, Борис Игоревич и один независимый.</w:t>
-      </w:r>
-    </w:p>
-    <w:p>
-      <w:pPr>
-        <w:pStyle w:val="BodyText"/>
-      </w:pPr>
-      <w:r>
-        <w:t xml:space="preserve">ZAYTSEV: Независимого выбирают вместе?</w:t>
-      </w:r>
-    </w:p>
-    <w:p>
-      <w:pPr>
-        <w:pStyle w:val="BodyText"/>
-      </w:pPr>
-      <w:r>
-        <w:t xml:space="preserve">LEV: Вместе. Третье — право вето у Бориса Игоревича. Список приложу.</w:t>
-      </w:r>
-    </w:p>
-    <w:p>
-      <w:pPr>
-        <w:pStyle w:val="BodyText"/>
-      </w:pPr>
-      <w:r>
-        <w:t xml:space="preserve">ALEKSEY: Вето на что?</w:t>
-      </w:r>
-    </w:p>
-    <w:p>
-      <w:pPr>
-        <w:pStyle w:val="BodyText"/>
-      </w:pPr>
-      <w:r>
-        <w:t xml:space="preserve">LEV: Четвёртое — ежемесячный отчёт инвестору. Пятое — право первой покупки, если кто-то из вас продаёт долю.</w:t>
-      </w:r>
-    </w:p>
-    <w:p>
-      <w:pPr>
-        <w:pStyle w:val="BodyText"/>
-      </w:pPr>
-      <w:r>
-        <w:t xml:space="preserve">OLGA: Пять пунктов. А шестой?</w:t>
-      </w:r>
-    </w:p>
-    <w:p>
-      <w:pPr>
-        <w:pStyle w:val="BodyText"/>
-      </w:pPr>
-      <w:r>
-        <w:t xml:space="preserve">LEV: Шестой. Кирилл Андреевич Сомов назначается директором по развитию. Оклад — триста тысяч. Борис Игоревич просил передать дословно: «Это не обсуждается». Он знал, что вы спросите. Поэтому — дословно.</w:t>
+        <w:t xml:space="preserve">LEV: Доброе утро, ровно девять ноль-ноль. Белова, ты научила их точности. Вот две страницы, это условия Бориса Игоревича.</w:t>
+      </w:r>
+    </w:p>
+    <w:p>
+      <w:pPr>
+        <w:pStyle w:val="BodyText"/>
+      </w:pPr>
+      <w:r>
+        <w:t xml:space="preserve">IRINA: Всего две страницы? А я ждала двадцать, не меньше.</w:t>
+      </w:r>
+    </w:p>
+    <w:p>
+      <w:pPr>
+        <w:pStyle w:val="BodyText"/>
+      </w:pPr>
+      <w:r>
+        <w:t xml:space="preserve">LEV: Борис не любит длинных бумаг. Он считает: если условие не помещается в строчку, это не условие, а надежда. Здесь шесть пунктов. Я прочитаю их вслух, а вы будете задавать вопросы.</w:t>
+      </w:r>
+    </w:p>
+    <w:p>
+      <w:pPr>
+        <w:pStyle w:val="BodyText"/>
+      </w:pPr>
+      <w:r>
+        <w:t xml:space="preserve">ZAYTSEV: Читайте, а я буду записывать всё дословно.</w:t>
+      </w:r>
+    </w:p>
+    <w:p>
+      <w:pPr>
+        <w:pStyle w:val="BodyText"/>
+      </w:pPr>
+      <w:r>
+        <w:t xml:space="preserve">LEV: Первое: сорок миллионов за двадцать процентов, через увеличение уставного капитала, то есть новая доля.</w:t>
+      </w:r>
+    </w:p>
+    <w:p>
+      <w:pPr>
+        <w:pStyle w:val="BodyText"/>
+      </w:pPr>
+      <w:r>
+        <w:t xml:space="preserve">IRINA: Принято. И сразу добавлю, что из этих денег первым гасится второй кредит Алексея. Это наше старое правило.</w:t>
+      </w:r>
+    </w:p>
+    <w:p>
+      <w:pPr>
+        <w:pStyle w:val="BodyText"/>
+      </w:pPr>
+      <w:r>
+        <w:t xml:space="preserve">LEV: Борис это знает. Он сказал: «Правильно. Директор с ипотекой на шее думает о шее».</w:t>
+      </w:r>
+    </w:p>
+    <w:p>
+      <w:pPr>
+        <w:pStyle w:val="BodyText"/>
+      </w:pPr>
+      <w:r>
+        <w:t xml:space="preserve">OLGA: Хорошо. А что во втором пункте?</w:t>
+      </w:r>
+    </w:p>
+    <w:p>
+      <w:pPr>
+        <w:pStyle w:val="BodyText"/>
+      </w:pPr>
+      <w:r>
+        <w:t xml:space="preserve">LEV: Второе — совет директоров из пяти человек: трое основателей, Борис Игоревич и один независимый.</w:t>
+      </w:r>
+    </w:p>
+    <w:p>
+      <w:pPr>
+        <w:pStyle w:val="BodyText"/>
+      </w:pPr>
+      <w:r>
+        <w:t xml:space="preserve">ZAYTSEV: А независимого члена совета выбирают вместе?</w:t>
+      </w:r>
+    </w:p>
+    <w:p>
+      <w:pPr>
+        <w:pStyle w:val="BodyText"/>
+      </w:pPr>
+      <w:r>
+        <w:t xml:space="preserve">LEV: Вместе. Третье — право вето у Бориса Игоревича, список я приложу отдельно.</w:t>
+      </w:r>
+    </w:p>
+    <w:p>
+      <w:pPr>
+        <w:pStyle w:val="BodyText"/>
+      </w:pPr>
+      <w:r>
+        <w:t xml:space="preserve">ALEKSEY: Вето? А на что именно будет это вето?</w:t>
+      </w:r>
+    </w:p>
+    <w:p>
+      <w:pPr>
+        <w:pStyle w:val="BodyText"/>
+      </w:pPr>
+      <w:r>
+        <w:t xml:space="preserve">LEV: Сейчас покажу. Четвёртое — ежемесячный отчёт инвестору. Пятое — право первой покупки, если кто-то из вас продаёт долю.</w:t>
+      </w:r>
+    </w:p>
+    <w:p>
+      <w:pPr>
+        <w:pStyle w:val="BodyText"/>
+      </w:pPr>
+      <w:r>
+        <w:t xml:space="preserve">OLGA: Это пять пунктов. А что в шестом?</w:t>
+      </w:r>
+    </w:p>
+    <w:p>
+      <w:pPr>
+        <w:pStyle w:val="BodyText"/>
+      </w:pPr>
+      <w:r>
+        <w:t xml:space="preserve">LEV: Шестой. Кирилл Андреевич Сомов назначается директором по развитию с окладом триста тысяч. Борис Игоревич просил передать дословно: «Это не обсуждается». Он знал, что вы спросите, поэтому и просил передать дословно.</w:t>
       </w:r>
     </w:p>
     <w:bookmarkEnd w:id="21"/>
@@ -1005,31 +1005,31 @@
         <w:pStyle w:val="FirstParagraph"/>
       </w:pPr>
       <w:r>
-        <w:t xml:space="preserve">ZAYTSEV: Начнём с вето. Это главное. Директор по развитию — это одна зарплата. Вето — это вся компания.</w:t>
-      </w:r>
-    </w:p>
-    <w:p>
-      <w:pPr>
-        <w:pStyle w:val="BodyText"/>
-      </w:pPr>
-      <w:r>
-        <w:t xml:space="preserve">LEV: Согласен. Вот список Бориса. Продажа компании. Новые участники. Кредиты больше двадцати миллионов. Годовой бюджет.</w:t>
-      </w:r>
-    </w:p>
-    <w:p>
-      <w:pPr>
-        <w:pStyle w:val="BodyText"/>
-      </w:pPr>
-      <w:r>
-        <w:t xml:space="preserve">IRINA: Первые три — нормально. Это защита инвестора. Бюджет — нет.</w:t>
-      </w:r>
-    </w:p>
-    <w:p>
-      <w:pPr>
-        <w:pStyle w:val="BodyText"/>
-      </w:pPr>
-      <w:r>
-        <w:t xml:space="preserve">LEV: Почему?</w:t>
+        <w:t xml:space="preserve">ZAYTSEV: Начнём с вето, потому что это главное. Директор по развитию — это одна зарплата, а вето — это вся компания.</w:t>
+      </w:r>
+    </w:p>
+    <w:p>
+      <w:pPr>
+        <w:pStyle w:val="BodyText"/>
+      </w:pPr>
+      <w:r>
+        <w:t xml:space="preserve">LEV: Согласен. Вот список Бориса: продажа компании, новые участники, кредиты больше двадцати миллионов и годовой бюджет.</w:t>
+      </w:r>
+    </w:p>
+    <w:p>
+      <w:pPr>
+        <w:pStyle w:val="BodyText"/>
+      </w:pPr>
+      <w:r>
+        <w:t xml:space="preserve">IRINA: Первые три пункта нормальные, это защита инвестора. А бюджет — нет.</w:t>
+      </w:r>
+    </w:p>
+    <w:p>
+      <w:pPr>
+        <w:pStyle w:val="BodyText"/>
+      </w:pPr>
+      <w:r>
+        <w:t xml:space="preserve">LEV: Почему же нет? Объясни.</w:t>
       </w:r>
     </w:p>
     <w:p>
@@ -1045,31 +1045,31 @@
         <w:pStyle w:val="BodyText"/>
       </w:pPr>
       <w:r>
-        <w:t xml:space="preserve">LEV: Красиво. Борис скажет то же самое про картонку. Что предлагаете вместо бюджета?</w:t>
-      </w:r>
-    </w:p>
-    <w:p>
-      <w:pPr>
-        <w:pStyle w:val="BodyText"/>
-      </w:pPr>
-      <w:r>
-        <w:t xml:space="preserve">IRINA: Информацию. Ежемесячный отчёт. Всё видно. Но решаем мы.</w:t>
-      </w:r>
-    </w:p>
-    <w:p>
-      <w:pPr>
-        <w:pStyle w:val="BodyText"/>
-      </w:pPr>
-      <w:r>
-        <w:t xml:space="preserve">OLGA: И ещё. Вето не может касаться пунктов корпоративного договора. Обучение, безнал, регистрация, картонка. Это не продаётся ни за сорок миллионов, ни за четыреста. Запишите это отдельной строкой, Артём.</w:t>
-      </w:r>
-    </w:p>
-    <w:p>
-      <w:pPr>
-        <w:pStyle w:val="BodyText"/>
-      </w:pPr>
-      <w:r>
-        <w:t xml:space="preserve">ZAYTSEV: Записал. «Положения корпоративного договора не подлежат изменению без единогласия основателей».</w:t>
+        <w:t xml:space="preserve">LEV: Красиво сказано, Борис скажет то же самое про картонку. А что вы предлагаете вместо бюджета?</w:t>
+      </w:r>
+    </w:p>
+    <w:p>
+      <w:pPr>
+        <w:pStyle w:val="BodyText"/>
+      </w:pPr>
+      <w:r>
+        <w:t xml:space="preserve">IRINA: Информацию. Ежемесячный отчёт, в котором всё видно, но решаем при этом мы.</w:t>
+      </w:r>
+    </w:p>
+    <w:p>
+      <w:pPr>
+        <w:pStyle w:val="BodyText"/>
+      </w:pPr>
+      <w:r>
+        <w:t xml:space="preserve">OLGA: И ещё. Вето не может касаться пунктов корпоративного договора: обучение, безнал, регистрация, картонка. Это не продаётся ни за сорок миллионов, ни за четыреста. Запишите это отдельной строкой, Артём, чтобы потом не было разных толкований.</w:t>
+      </w:r>
+    </w:p>
+    <w:p>
+      <w:pPr>
+        <w:pStyle w:val="BodyText"/>
+      </w:pPr>
+      <w:r>
+        <w:t xml:space="preserve">ZAYTSEV: Записал: «Положения корпоративного договора не подлежат изменению без единогласия основателей».</w:t>
       </w:r>
     </w:p>
     <w:p>
@@ -1085,183 +1085,183 @@
         <w:pStyle w:val="BodyText"/>
       </w:pPr>
       <w:r>
-        <w:t xml:space="preserve">ALEKSEY: Он так сказал?</w:t>
-      </w:r>
-    </w:p>
-    <w:p>
-      <w:pPr>
-        <w:pStyle w:val="BodyText"/>
-      </w:pPr>
-      <w:r>
-        <w:t xml:space="preserve">LEV: Сказал. В машине, когда вы уехали. Он редко говорит такие вещи вслух.</w:t>
-      </w:r>
-    </w:p>
-    <w:p>
-      <w:pPr>
-        <w:pStyle w:val="BodyText"/>
-      </w:pPr>
-      <w:r>
-        <w:t xml:space="preserve">ALEKSEY: Тогда совет директоров. Независимый член. Кого?</w:t>
-      </w:r>
-    </w:p>
-    <w:p>
-      <w:pPr>
-        <w:pStyle w:val="BodyText"/>
-      </w:pPr>
-      <w:r>
-        <w:t xml:space="preserve">OLGA: Не Корнилову. Она наш преподаватель и исследователь. Конфликт интересов.</w:t>
-      </w:r>
-    </w:p>
-    <w:p>
-      <w:pPr>
-        <w:pStyle w:val="BodyText"/>
-      </w:pPr>
-      <w:r>
-        <w:t xml:space="preserve">IRINA: Не Льва Марковича. Он человек Бориса Игоревича.</w:t>
-      </w:r>
-    </w:p>
-    <w:p>
-      <w:pPr>
-        <w:pStyle w:val="BodyText"/>
-      </w:pPr>
-      <w:r>
-        <w:t xml:space="preserve">LEV: Справедливо. Я и не хотел. Я не люблю советы. Там слишком много говорят.</w:t>
-      </w:r>
-    </w:p>
-    <w:p>
-      <w:pPr>
-        <w:pStyle w:val="BodyText"/>
-      </w:pPr>
-      <w:r>
-        <w:t xml:space="preserve">ZAYTSEV: Есть идея. Человек, которого уважают все трое и инвестор. Без денег в этой истории.</w:t>
-      </w:r>
-    </w:p>
-    <w:p>
-      <w:pPr>
-        <w:pStyle w:val="BodyText"/>
-      </w:pPr>
-      <w:r>
-        <w:t xml:space="preserve">ALEKSEY: Кто?</w:t>
-      </w:r>
-    </w:p>
-    <w:p>
-      <w:pPr>
-        <w:pStyle w:val="BodyText"/>
-      </w:pPr>
-      <w:r>
-        <w:t xml:space="preserve">ZAYTSEV: Зуева. Нина Аркадьевна. Лаборатория. Тридцать лет говорит правду за деньги, которые не зависят от результата.</w:t>
-      </w:r>
-    </w:p>
-    <w:p>
-      <w:pPr>
-        <w:pStyle w:val="BodyText"/>
-      </w:pPr>
-      <w:r>
-        <w:t xml:space="preserve">OLGA: Зуева… Но мы её клиенты. Конфликт?</w:t>
-      </w:r>
-    </w:p>
-    <w:p>
-      <w:pPr>
-        <w:pStyle w:val="BodyText"/>
-      </w:pPr>
-      <w:r>
-        <w:t xml:space="preserve">IRINA: Небольшой. Мы платим ей за испытания. Если она в совете, испытания — в другой лаборатории.</w:t>
-      </w:r>
-    </w:p>
-    <w:p>
-      <w:pPr>
-        <w:pStyle w:val="BodyText"/>
-      </w:pPr>
-      <w:r>
-        <w:t xml:space="preserve">OLGA: Интересно. Я ей позвоню. Она скажет «нет» три раза, потом согласится. Как всегда.</w:t>
-      </w:r>
-    </w:p>
-    <w:p>
-      <w:pPr>
-        <w:pStyle w:val="BodyText"/>
-      </w:pPr>
-      <w:r>
-        <w:t xml:space="preserve">LEV: Борису понравится. Он любит людей, которые говорят «нет» три раза.</w:t>
-      </w:r>
-    </w:p>
-    <w:p>
-      <w:pPr>
-        <w:pStyle w:val="BodyText"/>
-      </w:pPr>
-      <w:r>
-        <w:t xml:space="preserve">ALEKSEY: Значит, пункты с первого по пятый — с поправками. Вето — без бюджета. Корпоративный договор — неприкосновенен. Независимый — Зуева, если согласится. Лев Маркович, вы можете передать это Борису Игоревичу сегодня?</w:t>
-      </w:r>
-    </w:p>
-    <w:p>
-      <w:pPr>
-        <w:pStyle w:val="BodyText"/>
-      </w:pPr>
-      <w:r>
-        <w:t xml:space="preserve">LEV: Могу. А шестой пункт?</w:t>
-      </w:r>
-    </w:p>
-    <w:p>
-      <w:pPr>
-        <w:pStyle w:val="BodyText"/>
-      </w:pPr>
-      <w:r>
-        <w:t xml:space="preserve">ALEKSEY: Шестой пункт мы обсудим втроём. Без вас. Простите, Лев Маркович.</w:t>
-      </w:r>
-    </w:p>
-    <w:p>
-      <w:pPr>
-        <w:pStyle w:val="BodyText"/>
-      </w:pPr>
-      <w:r>
-        <w:t xml:space="preserve">LEV: Не извиняйтесь. Правильно. Пункт девятый. Я подожду в кафе внизу.</w:t>
-      </w:r>
-    </w:p>
-    <w:p>
-      <w:pPr>
-        <w:pStyle w:val="BodyText"/>
-      </w:pPr>
-      <w:r>
-        <w:t xml:space="preserve">IRINA: Лев Маркович, кофе — за мой счёт. По безналу.</w:t>
-      </w:r>
-    </w:p>
-    <w:p>
-      <w:pPr>
-        <w:pStyle w:val="BodyText"/>
-      </w:pPr>
-      <w:r>
-        <w:t xml:space="preserve">LEV: Белова, я тебя учил двенадцать лет. Кофе я плачу сам. Наличными. Шучу. Картой.</w:t>
-      </w:r>
-    </w:p>
-    <w:p>
-      <w:pPr>
-        <w:pStyle w:val="BodyText"/>
-      </w:pPr>
-      <w:r>
-        <w:t xml:space="preserve">ZAYTSEV: Мне тоже выйти?</w:t>
-      </w:r>
-    </w:p>
-    <w:p>
-      <w:pPr>
-        <w:pStyle w:val="BodyText"/>
-      </w:pPr>
-      <w:r>
-        <w:t xml:space="preserve">ALEKSEY: Нет. Вы — юрист. Нам нужен человек, который скажет, что будет, если мы откажем.</w:t>
-      </w:r>
-    </w:p>
-    <w:p>
-      <w:pPr>
-        <w:pStyle w:val="BodyText"/>
-      </w:pPr>
-      <w:r>
-        <w:t xml:space="preserve">ZAYTSEV: Скажу сразу. Юридически — ничего. Сделки просто не будет. Сорока миллионов не будет. Второго контейнера — тоже, если банк не даст. А банк даст только под вашу квартиру, Алексей. Вы это знаете.</w:t>
-      </w:r>
-    </w:p>
-    <w:p>
-      <w:pPr>
-        <w:pStyle w:val="BodyText"/>
-      </w:pPr>
-      <w:r>
-        <w:t xml:space="preserve">OLGA: Значит, цена «нет» — квартира или контейнер.</w:t>
+        <w:t xml:space="preserve">ALEKSEY: Он правда так сказал? Мне он этого не говорил.</w:t>
+      </w:r>
+    </w:p>
+    <w:p>
+      <w:pPr>
+        <w:pStyle w:val="BodyText"/>
+      </w:pPr>
+      <w:r>
+        <w:t xml:space="preserve">LEV: Сказал, в машине, когда вы уехали. Он редко говорит такие вещи вслух.</w:t>
+      </w:r>
+    </w:p>
+    <w:p>
+      <w:pPr>
+        <w:pStyle w:val="BodyText"/>
+      </w:pPr>
+      <w:r>
+        <w:t xml:space="preserve">ALEKSEY: Тогда перейдём к совету директоров. Кого мы возьмём независимым членом?</w:t>
+      </w:r>
+    </w:p>
+    <w:p>
+      <w:pPr>
+        <w:pStyle w:val="BodyText"/>
+      </w:pPr>
+      <w:r>
+        <w:t xml:space="preserve">OLGA: Только не Корнилову, потому что она наш преподаватель и исследователь. Это конфликт интересов.</w:t>
+      </w:r>
+    </w:p>
+    <w:p>
+      <w:pPr>
+        <w:pStyle w:val="BodyText"/>
+      </w:pPr>
+      <w:r>
+        <w:t xml:space="preserve">IRINA: И не Льва Марковича, потому что он человек Бориса Игоревича.</w:t>
+      </w:r>
+    </w:p>
+    <w:p>
+      <w:pPr>
+        <w:pStyle w:val="BodyText"/>
+      </w:pPr>
+      <w:r>
+        <w:t xml:space="preserve">LEV: Справедливо, я и не хотел. Я не люблю советы, там слишком много говорят.</w:t>
+      </w:r>
+    </w:p>
+    <w:p>
+      <w:pPr>
+        <w:pStyle w:val="BodyText"/>
+      </w:pPr>
+      <w:r>
+        <w:t xml:space="preserve">ZAYTSEV: У меня есть идея: человек, которого уважают все трое и инвестор, и у которого нет денег в этой истории.</w:t>
+      </w:r>
+    </w:p>
+    <w:p>
+      <w:pPr>
+        <w:pStyle w:val="BodyText"/>
+      </w:pPr>
+      <w:r>
+        <w:t xml:space="preserve">ALEKSEY: И кто же это может быть?</w:t>
+      </w:r>
+    </w:p>
+    <w:p>
+      <w:pPr>
+        <w:pStyle w:val="BodyText"/>
+      </w:pPr>
+      <w:r>
+        <w:t xml:space="preserve">ZAYTSEV: Зуева Нина Аркадьевна из лаборатории. Тридцать лет она говорит правду за деньги, которые не зависят от результата.</w:t>
+      </w:r>
+    </w:p>
+    <w:p>
+      <w:pPr>
+        <w:pStyle w:val="BodyText"/>
+      </w:pPr>
+      <w:r>
+        <w:t xml:space="preserve">OLGA: Зуева… Но ведь мы её клиенты. Разве это не конфликт?</w:t>
+      </w:r>
+    </w:p>
+    <w:p>
+      <w:pPr>
+        <w:pStyle w:val="BodyText"/>
+      </w:pPr>
+      <w:r>
+        <w:t xml:space="preserve">IRINA: Небольшой, потому что мы платим ей за испытания. Если она будет в совете, испытания придётся делать в другой лаборатории.</w:t>
+      </w:r>
+    </w:p>
+    <w:p>
+      <w:pPr>
+        <w:pStyle w:val="BodyText"/>
+      </w:pPr>
+      <w:r>
+        <w:t xml:space="preserve">OLGA: Интересно, я ей позвоню. Она скажет «нет» три раза, а потом согласится, как всегда.</w:t>
+      </w:r>
+    </w:p>
+    <w:p>
+      <w:pPr>
+        <w:pStyle w:val="BodyText"/>
+      </w:pPr>
+      <w:r>
+        <w:t xml:space="preserve">LEV: Борису понравится, он любит людей, которые говорят «нет» три раза.</w:t>
+      </w:r>
+    </w:p>
+    <w:p>
+      <w:pPr>
+        <w:pStyle w:val="BodyText"/>
+      </w:pPr>
+      <w:r>
+        <w:t xml:space="preserve">ALEKSEY: Значит, пункты с первого по пятый принимаем с поправками. Вето — без бюджета, корпоративный договор неприкосновенен, а независимым будет Зуева, если согласится. Лев Маркович, вы можете передать это Борису Игоревичу сегодня?</w:t>
+      </w:r>
+    </w:p>
+    <w:p>
+      <w:pPr>
+        <w:pStyle w:val="BodyText"/>
+      </w:pPr>
+      <w:r>
+        <w:t xml:space="preserve">LEV: Могу. А что делать с шестым пунктом?</w:t>
+      </w:r>
+    </w:p>
+    <w:p>
+      <w:pPr>
+        <w:pStyle w:val="BodyText"/>
+      </w:pPr>
+      <w:r>
+        <w:t xml:space="preserve">ALEKSEY: Шестой пункт мы обсудим втроём, без вас. Простите, Лев Маркович.</w:t>
+      </w:r>
+    </w:p>
+    <w:p>
+      <w:pPr>
+        <w:pStyle w:val="BodyText"/>
+      </w:pPr>
+      <w:r>
+        <w:t xml:space="preserve">LEV: Не извиняйтесь, это правильно, ведь у вас пункт девятый. Я подожду в кафе внизу.</w:t>
+      </w:r>
+    </w:p>
+    <w:p>
+      <w:pPr>
+        <w:pStyle w:val="BodyText"/>
+      </w:pPr>
+      <w:r>
+        <w:t xml:space="preserve">IRINA: Лев Маркович, кофе за мой счёт, по безналу.</w:t>
+      </w:r>
+    </w:p>
+    <w:p>
+      <w:pPr>
+        <w:pStyle w:val="BodyText"/>
+      </w:pPr>
+      <w:r>
+        <w:t xml:space="preserve">LEV: Белова, я учил тебя двенадцать лет, так что кофе я плачу сам, наличными. Шучу, картой.</w:t>
+      </w:r>
+    </w:p>
+    <w:p>
+      <w:pPr>
+        <w:pStyle w:val="BodyText"/>
+      </w:pPr>
+      <w:r>
+        <w:t xml:space="preserve">ZAYTSEV: А мне тоже нужно выйти?</w:t>
+      </w:r>
+    </w:p>
+    <w:p>
+      <w:pPr>
+        <w:pStyle w:val="BodyText"/>
+      </w:pPr>
+      <w:r>
+        <w:t xml:space="preserve">ALEKSEY: Нет, вы юрист. Нам нужен человек, который скажет, что будет, если мы откажем.</w:t>
+      </w:r>
+    </w:p>
+    <w:p>
+      <w:pPr>
+        <w:pStyle w:val="BodyText"/>
+      </w:pPr>
+      <w:r>
+        <w:t xml:space="preserve">ZAYTSEV: Скажу сразу. Юридически ничего не будет, сделки просто не будет. Не будет сорока миллионов и второго контейнера тоже, если банк не даст. А банк даст только под вашу квартиру, Алексей, и вы это знаете.</w:t>
+      </w:r>
+    </w:p>
+    <w:p>
+      <w:pPr>
+        <w:pStyle w:val="BodyText"/>
+      </w:pPr>
+      <w:r>
+        <w:t xml:space="preserve">OLGA: Значит, цена нашего «нет» — квартира или контейнер.</w:t>
       </w:r>
     </w:p>
     <w:p>
@@ -1277,7 +1277,7 @@
         <w:pStyle w:val="BodyText"/>
       </w:pPr>
       <w:r>
-        <w:t xml:space="preserve">ALEKSEY: Давайте по делу. Шестой пункт. По порядку. Без эмоций.</w:t>
+        <w:t xml:space="preserve">ALEKSEY: Давайте по делу: шестой пункт, по порядку и без эмоций.</w:t>
       </w:r>
     </w:p>
     <w:bookmarkEnd w:id="22"/>
@@ -1295,15 +1295,15 @@
         <w:pStyle w:val="FirstParagraph"/>
       </w:pPr>
       <w:r>
-        <w:t xml:space="preserve">OLGA: По порядку. Факт первый: триста тысяч — больше, чем получает любой из нас.</w:t>
-      </w:r>
-    </w:p>
-    <w:p>
-      <w:pPr>
-        <w:pStyle w:val="BodyText"/>
-      </w:pPr>
-      <w:r>
-        <w:t xml:space="preserve">IRINA: Факт второй: должность «директор по развитию» у нас не существует. Её придумали под человека.</w:t>
+        <w:t xml:space="preserve">OLGA: По порядку. Факт первый: триста тысяч — это больше, чем получает любой из нас.</w:t>
+      </w:r>
+    </w:p>
+    <w:p>
+      <w:pPr>
+        <w:pStyle w:val="BodyText"/>
+      </w:pPr>
+      <w:r>
+        <w:t xml:space="preserve">IRINA: Факт второй: должности «директор по развитию» у нас нет, её придумали под человека.</w:t>
       </w:r>
     </w:p>
     <w:p>
@@ -1319,215 +1319,215 @@
         <w:pStyle w:val="BodyText"/>
       </w:pPr>
       <w:r>
-        <w:t xml:space="preserve">OLGA: Факт четвёртый: Дима узнает, сколько получает Кирилл, через неделю. В маленькой компании секретов нет.</w:t>
-      </w:r>
-    </w:p>
-    <w:p>
-      <w:pPr>
-        <w:pStyle w:val="BodyText"/>
-      </w:pPr>
-      <w:r>
-        <w:t xml:space="preserve">IRINA: Наша система бонусов — «платим за правильное» — превращается в шутку. Платим тому, у кого правильный дядя.</w:t>
-      </w:r>
-    </w:p>
-    <w:p>
-      <w:pPr>
-        <w:pStyle w:val="BodyText"/>
-      </w:pPr>
-      <w:r>
-        <w:t xml:space="preserve">ALEKSEY: Это факты против. А за?</w:t>
-      </w:r>
-    </w:p>
-    <w:p>
-      <w:pPr>
-        <w:pStyle w:val="BodyText"/>
-      </w:pPr>
-      <w:r>
-        <w:t xml:space="preserve">OLGA: За — сорок миллионов. Контейнер. Тула. И Борис Игоревич, который говорит «нет» Волкову.</w:t>
-      </w:r>
-    </w:p>
-    <w:p>
-      <w:pPr>
-        <w:pStyle w:val="BodyText"/>
-      </w:pPr>
-      <w:r>
-        <w:t xml:space="preserve">ALEKSEY: И ещё одно «за». Борис Игоревич не просит откат. Он просит за семью.</w:t>
-      </w:r>
-    </w:p>
-    <w:p>
-      <w:pPr>
-        <w:pStyle w:val="BodyText"/>
-      </w:pPr>
-      <w:r>
-        <w:t xml:space="preserve">OLGA: По-человечески. Самое опасное слово. Я говорила.</w:t>
-      </w:r>
-    </w:p>
-    <w:p>
-      <w:pPr>
-        <w:pStyle w:val="BodyText"/>
-      </w:pPr>
-      <w:r>
-        <w:t xml:space="preserve">IRINA: Как аудитор: я видела сорок компаний с должностью «под племянника». Хорошо кончилось в двух.</w:t>
-      </w:r>
-    </w:p>
-    <w:p>
-      <w:pPr>
-        <w:pStyle w:val="BodyText"/>
-      </w:pPr>
-      <w:r>
-        <w:t xml:space="preserve">ALEKSEY: Почему в двух?</w:t>
-      </w:r>
-    </w:p>
-    <w:p>
-      <w:pPr>
-        <w:pStyle w:val="BodyText"/>
-      </w:pPr>
-      <w:r>
-        <w:t xml:space="preserve">IRINA: В двух родственник начал с самого низа. И полгода никто не знал, чей он племянник.</w:t>
-      </w:r>
-    </w:p>
-    <w:p>
-      <w:pPr>
-        <w:pStyle w:val="BodyText"/>
-      </w:pPr>
-      <w:r>
-        <w:t xml:space="preserve">ALEKSEY: С самого низа. Это идея.</w:t>
-      </w:r>
-    </w:p>
-    <w:p>
-      <w:pPr>
-        <w:pStyle w:val="BodyText"/>
-      </w:pPr>
-      <w:r>
-        <w:t xml:space="preserve">OLGA: Какая?</w:t>
-      </w:r>
-    </w:p>
-    <w:p>
-      <w:pPr>
-        <w:pStyle w:val="BodyText"/>
-      </w:pPr>
-      <w:r>
-        <w:t xml:space="preserve">ALEKSEY: Мы говорим «нет» шестому пункту. Но говорим не только «нет». Мы говорим, что можно. Как Дима учил: «Нет, но вот что можно». Это не отказ племяннику. Это приглашение без дяди.</w:t>
-      </w:r>
-    </w:p>
-    <w:p>
-      <w:pPr>
-        <w:pStyle w:val="BodyText"/>
-      </w:pPr>
-      <w:r>
-        <w:t xml:space="preserve">IRINA: Что именно можно?</w:t>
-      </w:r>
-    </w:p>
-    <w:p>
-      <w:pPr>
-        <w:pStyle w:val="BodyText"/>
-      </w:pPr>
-      <w:r>
-        <w:t xml:space="preserve">ALEKSEY: Кирилл приходит на общих основаниях. Собеседование, как у Димы. Тест — как у Димы. Оклад — как у Димы. Курс в центре — модуль один, как у Димы.</w:t>
-      </w:r>
-    </w:p>
-    <w:p>
-      <w:pPr>
-        <w:pStyle w:val="BodyText"/>
-      </w:pPr>
-      <w:r>
-        <w:t xml:space="preserve">OLGA: И бонус — как у Димы. Не процент. За сертифицированных врачей.</w:t>
-      </w:r>
-    </w:p>
-    <w:p>
-      <w:pPr>
-        <w:pStyle w:val="BodyText"/>
-      </w:pPr>
-      <w:r>
-        <w:t xml:space="preserve">IRINA: И первые полгода никто в компании не знает, что он племянник. Кроме нас троих.</w:t>
-      </w:r>
-    </w:p>
-    <w:p>
-      <w:pPr>
-        <w:pStyle w:val="BodyText"/>
-      </w:pPr>
-      <w:r>
-        <w:t xml:space="preserve">DIMA: Я слышал через дверь. Если он будет проходить мой тест — кто будет играть плохого врача?</w:t>
-      </w:r>
-    </w:p>
-    <w:p>
-      <w:pPr>
-        <w:pStyle w:val="BodyText"/>
-      </w:pPr>
-      <w:r>
-        <w:t xml:space="preserve">ALEKSEY: Вы, Дима. Вы теперь знаете все фразы.</w:t>
-      </w:r>
-    </w:p>
-    <w:p>
-      <w:pPr>
-        <w:pStyle w:val="BodyText"/>
-      </w:pPr>
-      <w:r>
-        <w:t xml:space="preserve">DIMA: Тогда я предлагаю ещё одно. Пусть первый месяц он ездит со мной. В Тулу, в Сокольники, на Рублёвку. Пусть увидит Людмилу Ивановну. Она за пять минут объяснит ему, что такое «быстро».</w:t>
-      </w:r>
-    </w:p>
-    <w:p>
-      <w:pPr>
-        <w:pStyle w:val="BodyText"/>
-      </w:pPr>
-      <w:r>
-        <w:t xml:space="preserve">OLGA: Дмитрий, вы хотите учить племянника инвестора?</w:t>
-      </w:r>
-    </w:p>
-    <w:p>
-      <w:pPr>
-        <w:pStyle w:val="BodyText"/>
-      </w:pPr>
-      <w:r>
-        <w:t xml:space="preserve">DIMA: Я хочу, чтобы он был первым, кто не ушёл от нас обиженным. Не как Артур.</w:t>
-      </w:r>
-    </w:p>
-    <w:p>
-      <w:pPr>
-        <w:pStyle w:val="BodyText"/>
-      </w:pPr>
-      <w:r>
-        <w:t xml:space="preserve">ALEKSEY: Хорошо. Значит, наш ответ: шестой пункт — нет. Вместо него — общие основания. Голосуем.</w:t>
-      </w:r>
-    </w:p>
-    <w:p>
-      <w:pPr>
-        <w:pStyle w:val="BodyText"/>
-      </w:pPr>
-      <w:r>
-        <w:t xml:space="preserve">IRINA: За.</w:t>
-      </w:r>
-    </w:p>
-    <w:p>
-      <w:pPr>
-        <w:pStyle w:val="BodyText"/>
-      </w:pPr>
-      <w:r>
-        <w:t xml:space="preserve">OLGA: За. Но предупреждаю: Борис Игоревич сказал «не обсуждается». Он может уйти.</w:t>
-      </w:r>
-    </w:p>
-    <w:p>
-      <w:pPr>
-        <w:pStyle w:val="BodyText"/>
-      </w:pPr>
-      <w:r>
-        <w:t xml:space="preserve">ALEKSEY: Может. Тогда мы будем без сорока миллионов, но с картонкой. Мы так уже жили.</w:t>
-      </w:r>
-    </w:p>
-    <w:p>
-      <w:pPr>
-        <w:pStyle w:val="BodyText"/>
-      </w:pPr>
-      <w:r>
-        <w:t xml:space="preserve">IRINA: Полтора года. Я помню каждый месяц.</w:t>
-      </w:r>
-    </w:p>
-    <w:p>
-      <w:pPr>
-        <w:pStyle w:val="BodyText"/>
-      </w:pPr>
-      <w:r>
-        <w:t xml:space="preserve">ALEKSEY: Но говорить ему буду я. Лично. Не через Льва Марковича. Не бумагой. Он сказал в бане: «Я хочу знать, скажешь ли». Значит, я должен сказать сам.</w:t>
+        <w:t xml:space="preserve">OLGA: Факт четвёртый: Дима через неделю узнает, сколько получает Кирилл, потому что в маленькой компании секретов нет.</w:t>
+      </w:r>
+    </w:p>
+    <w:p>
+      <w:pPr>
+        <w:pStyle w:val="BodyText"/>
+      </w:pPr>
+      <w:r>
+        <w:t xml:space="preserve">IRINA: И тогда наша система бонусов «платим за правильное» превращается в шутку. Мы будем платить тому, у кого правильный дядя.</w:t>
+      </w:r>
+    </w:p>
+    <w:p>
+      <w:pPr>
+        <w:pStyle w:val="BodyText"/>
+      </w:pPr>
+      <w:r>
+        <w:t xml:space="preserve">ALEKSEY: Это факты против. А что у нас есть за?</w:t>
+      </w:r>
+    </w:p>
+    <w:p>
+      <w:pPr>
+        <w:pStyle w:val="BodyText"/>
+      </w:pPr>
+      <w:r>
+        <w:t xml:space="preserve">OLGA: За — сорок миллионов, контейнер, Тула. И Борис Игоревич, который говорит «нет» Волкову.</w:t>
+      </w:r>
+    </w:p>
+    <w:p>
+      <w:pPr>
+        <w:pStyle w:val="BodyText"/>
+      </w:pPr>
+      <w:r>
+        <w:t xml:space="preserve">ALEKSEY: И ещё одно «за»: Борис Игоревич не просит откат, он просит за семью.</w:t>
+      </w:r>
+    </w:p>
+    <w:p>
+      <w:pPr>
+        <w:pStyle w:val="BodyText"/>
+      </w:pPr>
+      <w:r>
+        <w:t xml:space="preserve">OLGA: По-человечески. Самое опасное слово, я же вам говорила.</w:t>
+      </w:r>
+    </w:p>
+    <w:p>
+      <w:pPr>
+        <w:pStyle w:val="BodyText"/>
+      </w:pPr>
+      <w:r>
+        <w:t xml:space="preserve">IRINA: Как аудитор скажу: я видела сорок компаний с должностью «под племянника», и хорошо кончилось только в двух.</w:t>
+      </w:r>
+    </w:p>
+    <w:p>
+      <w:pPr>
+        <w:pStyle w:val="BodyText"/>
+      </w:pPr>
+      <w:r>
+        <w:t xml:space="preserve">ALEKSEY: А почему именно в этих двух?</w:t>
+      </w:r>
+    </w:p>
+    <w:p>
+      <w:pPr>
+        <w:pStyle w:val="BodyText"/>
+      </w:pPr>
+      <w:r>
+        <w:t xml:space="preserve">IRINA: В двух родственник начал с самого низа, и полгода никто не знал, чей он племянник.</w:t>
+      </w:r>
+    </w:p>
+    <w:p>
+      <w:pPr>
+        <w:pStyle w:val="BodyText"/>
+      </w:pPr>
+      <w:r>
+        <w:t xml:space="preserve">ALEKSEY: С самого низа… Это идея, и, кажется, хорошая.</w:t>
+      </w:r>
+    </w:p>
+    <w:p>
+      <w:pPr>
+        <w:pStyle w:val="BodyText"/>
+      </w:pPr>
+      <w:r>
+        <w:t xml:space="preserve">OLGA: Какая идея? Объясните нам.</w:t>
+      </w:r>
+    </w:p>
+    <w:p>
+      <w:pPr>
+        <w:pStyle w:val="BodyText"/>
+      </w:pPr>
+      <w:r>
+        <w:t xml:space="preserve">ALEKSEY: Мы говорим «нет» шестому пункту, но говорим не только «нет», а ещё и что можно. Как Дима учил: «Нет, но вот что можно». Это не отказ племяннику. Это приглашение без дяди.</w:t>
+      </w:r>
+    </w:p>
+    <w:p>
+      <w:pPr>
+        <w:pStyle w:val="BodyText"/>
+      </w:pPr>
+      <w:r>
+        <w:t xml:space="preserve">IRINA: А что именно можно? Давайте конкретно.</w:t>
+      </w:r>
+    </w:p>
+    <w:p>
+      <w:pPr>
+        <w:pStyle w:val="BodyText"/>
+      </w:pPr>
+      <w:r>
+        <w:t xml:space="preserve">ALEKSEY: Кирилл приходит на общих основаниях: собеседование и тест, как у Димы. Оклад как у Димы, и курс в центре, модуль один, тоже как у Димы. Никаких исключений, никаких отдельных кабинетов.</w:t>
+      </w:r>
+    </w:p>
+    <w:p>
+      <w:pPr>
+        <w:pStyle w:val="BodyText"/>
+      </w:pPr>
+      <w:r>
+        <w:t xml:space="preserve">OLGA: И бонус как у Димы, не процент, а за сертифицированных врачей.</w:t>
+      </w:r>
+    </w:p>
+    <w:p>
+      <w:pPr>
+        <w:pStyle w:val="BodyText"/>
+      </w:pPr>
+      <w:r>
+        <w:t xml:space="preserve">IRINA: И первые полгода никто в компании, кроме нас троих, не знает, что он племянник.</w:t>
+      </w:r>
+    </w:p>
+    <w:p>
+      <w:pPr>
+        <w:pStyle w:val="BodyText"/>
+      </w:pPr>
+      <w:r>
+        <w:t xml:space="preserve">DIMA: Я всё слышал через дверь. Если он будет проходить мой тест, кто будет играть плохого врача?</w:t>
+      </w:r>
+    </w:p>
+    <w:p>
+      <w:pPr>
+        <w:pStyle w:val="BodyText"/>
+      </w:pPr>
+      <w:r>
+        <w:t xml:space="preserve">ALEKSEY: Вы, Дима, ведь вы теперь знаете все эти фразы.</w:t>
+      </w:r>
+    </w:p>
+    <w:p>
+      <w:pPr>
+        <w:pStyle w:val="BodyText"/>
+      </w:pPr>
+      <w:r>
+        <w:t xml:space="preserve">DIMA: Тогда я предлагаю ещё одно. Пусть первый месяц он ездит со мной: в Тулу, в Сокольники, на Рублёвку. Пусть увидит Людмилу Ивановну. Она за пять минут объяснит ему, что такое «быстро», лучше любой бизнес-школы.</w:t>
+      </w:r>
+    </w:p>
+    <w:p>
+      <w:pPr>
+        <w:pStyle w:val="BodyText"/>
+      </w:pPr>
+      <w:r>
+        <w:t xml:space="preserve">OLGA: Дмитрий, вы правда хотите учить племянника инвестора?</w:t>
+      </w:r>
+    </w:p>
+    <w:p>
+      <w:pPr>
+        <w:pStyle w:val="BodyText"/>
+      </w:pPr>
+      <w:r>
+        <w:t xml:space="preserve">DIMA: Я хочу, чтобы он стал первым, кто не ушёл от нас обиженным, не как Артур.</w:t>
+      </w:r>
+    </w:p>
+    <w:p>
+      <w:pPr>
+        <w:pStyle w:val="BodyText"/>
+      </w:pPr>
+      <w:r>
+        <w:t xml:space="preserve">ALEKSEY: Хорошо. Значит, наш ответ: шестой пункт — нет, а вместо него общие основания. Голосуем.</w:t>
+      </w:r>
+    </w:p>
+    <w:p>
+      <w:pPr>
+        <w:pStyle w:val="BodyText"/>
+      </w:pPr>
+      <w:r>
+        <w:t xml:space="preserve">IRINA: Я за, без сомнений.</w:t>
+      </w:r>
+    </w:p>
+    <w:p>
+      <w:pPr>
+        <w:pStyle w:val="BodyText"/>
+      </w:pPr>
+      <w:r>
+        <w:t xml:space="preserve">OLGA: Я тоже за. Но предупреждаю: Борис Игоревич сказал «не обсуждается», и он может уйти.</w:t>
+      </w:r>
+    </w:p>
+    <w:p>
+      <w:pPr>
+        <w:pStyle w:val="BodyText"/>
+      </w:pPr>
+      <w:r>
+        <w:t xml:space="preserve">ALEKSEY: Может. Тогда мы останемся без сорока миллионов, но с картонкой. Мы так уже жили.</w:t>
+      </w:r>
+    </w:p>
+    <w:p>
+      <w:pPr>
+        <w:pStyle w:val="BodyText"/>
+      </w:pPr>
+      <w:r>
+        <w:t xml:space="preserve">IRINA: Полтора года, и я помню каждый месяц.</w:t>
+      </w:r>
+    </w:p>
+    <w:p>
+      <w:pPr>
+        <w:pStyle w:val="BodyText"/>
+      </w:pPr>
+      <w:r>
+        <w:t xml:space="preserve">ALEKSEY: Но говорить с ним буду я, лично, не через Льва Марковича и не бумагой. Он сказал в бане: «Я хочу знать, скажешь ли». Значит, я должен сказать сам, глядя ему в глаза.</w:t>
       </w:r>
     </w:p>
     <w:bookmarkEnd w:id="23"/>
@@ -1545,199 +1545,199 @@
         <w:pStyle w:val="FirstParagraph"/>
       </w:pPr>
       <w:r>
-        <w:t xml:space="preserve">KIRILL: Алексей, я без звонка. Дядя сказал, что вы получили условия. Я решил познакомиться с командой.</w:t>
-      </w:r>
-    </w:p>
-    <w:p>
-      <w:pPr>
-        <w:pStyle w:val="BodyText"/>
-      </w:pPr>
-      <w:r>
-        <w:t xml:space="preserve">ALEKSEY: Кирилл. Проходите. Это Ирина Сергеевна, Ольга Петровна. Дмитрий.</w:t>
-      </w:r>
-    </w:p>
-    <w:p>
-      <w:pPr>
-        <w:pStyle w:val="BodyText"/>
-      </w:pPr>
-      <w:r>
-        <w:t xml:space="preserve">KIRILL: Очень приятно. Я подготовил план развития. На первые сто дней. Можно покажу?</w:t>
-      </w:r>
-    </w:p>
-    <w:p>
-      <w:pPr>
-        <w:pStyle w:val="BodyText"/>
-      </w:pPr>
-      <w:r>
-        <w:t xml:space="preserve">OLGA: Показывайте. Мы любим планы. Особенно короткие.</w:t>
-      </w:r>
-    </w:p>
-    <w:p>
-      <w:pPr>
-        <w:pStyle w:val="BodyText"/>
-      </w:pPr>
-      <w:r>
-        <w:t xml:space="preserve">KIRILL: Первое: оптимизировать обучение. Шесть модулей — долго. Онлайн-курс за два дня.</w:t>
-      </w:r>
-    </w:p>
-    <w:p>
-      <w:pPr>
-        <w:pStyle w:val="BodyText"/>
-      </w:pPr>
-      <w:r>
-        <w:t xml:space="preserve">DIMA: Онлайн? А фантом? А игла тридцать на тонкой коже?</w:t>
-      </w:r>
-    </w:p>
-    <w:p>
-      <w:pPr>
-        <w:pStyle w:val="BodyText"/>
-      </w:pPr>
-      <w:r>
-        <w:t xml:space="preserve">KIRILL: Видео. Хорошее видео заменяет фантом.</w:t>
-      </w:r>
-    </w:p>
-    <w:p>
-      <w:pPr>
-        <w:pStyle w:val="BodyText"/>
-      </w:pPr>
-      <w:r>
-        <w:t xml:space="preserve">DIMA: Алина училась по видео три года. Один раз — сосуд. Без гиалуронидазы.</w:t>
-      </w:r>
-    </w:p>
-    <w:p>
-      <w:pPr>
-        <w:pStyle w:val="BodyText"/>
-      </w:pPr>
-      <w:r>
-        <w:t xml:space="preserve">KIRILL: Ну, это частный случай.</w:t>
-      </w:r>
-    </w:p>
-    <w:p>
-      <w:pPr>
-        <w:pStyle w:val="BodyText"/>
-      </w:pPr>
-      <w:r>
-        <w:t xml:space="preserve">IRINA: Пункт второй?</w:t>
-      </w:r>
-    </w:p>
-    <w:p>
-      <w:pPr>
-        <w:pStyle w:val="BodyText"/>
-      </w:pPr>
-      <w:r>
-        <w:t xml:space="preserve">KIRILL: Второе: бонусы. У менеджеров нет процента. Это демотивирует. Предлагаю пять процентов с продаж.</w:t>
-      </w:r>
-    </w:p>
-    <w:p>
-      <w:pPr>
-        <w:pStyle w:val="BodyText"/>
-      </w:pPr>
-      <w:r>
-        <w:t xml:space="preserve">OLGA: Дмитрий, вы демотивированы?</w:t>
-      </w:r>
-    </w:p>
-    <w:p>
-      <w:pPr>
-        <w:pStyle w:val="BodyText"/>
-      </w:pPr>
-      <w:r>
-        <w:t xml:space="preserve">DIMA: Нет. Я в прошлом квартале получил сорок тысяч за то, что отказал откатчику. Меня ещё никогда так не мотивировали. Процент — это когда хочется продать врачу без сертификата в последнюю неделю. Мы это считали.</w:t>
-      </w:r>
-    </w:p>
-    <w:p>
-      <w:pPr>
-        <w:pStyle w:val="BodyText"/>
-      </w:pPr>
-      <w:r>
-        <w:t xml:space="preserve">KIRILL: Отказал откатчику? Не понимаю.</w:t>
-      </w:r>
-    </w:p>
-    <w:p>
-      <w:pPr>
-        <w:pStyle w:val="BodyText"/>
-      </w:pPr>
-      <w:r>
-        <w:t xml:space="preserve">ALEKSEY: Это долгая история, Кирилл. Пункт третий?</w:t>
-      </w:r>
-    </w:p>
-    <w:p>
-      <w:pPr>
-        <w:pStyle w:val="BodyText"/>
-      </w:pPr>
-      <w:r>
-        <w:t xml:space="preserve">KIRILL: Команда. Мне нужен свой отдел. Три человека. Маркетинг, SMM, аналитика. Бюджет — полтора миллиона в месяц.</w:t>
-      </w:r>
-    </w:p>
-    <w:p>
-      <w:pPr>
-        <w:pStyle w:val="BodyText"/>
-      </w:pPr>
-      <w:r>
-        <w:t xml:space="preserve">IRINA: Полтора миллиона в месяц. Это вся наша прибыль за полгода. Умноженная на два.</w:t>
-      </w:r>
-    </w:p>
-    <w:p>
-      <w:pPr>
-        <w:pStyle w:val="BodyText"/>
-      </w:pPr>
-      <w:r>
-        <w:t xml:space="preserve">KIRILL: Инвестиции окупаются. Через год вы будете номером один.</w:t>
-      </w:r>
-    </w:p>
-    <w:p>
-      <w:pPr>
-        <w:pStyle w:val="BodyText"/>
-      </w:pPr>
-      <w:r>
-        <w:t xml:space="preserve">OLGA: Кирилл, можно вопрос? Вы были когда-нибудь в клинике? Не как пациент. Как работник.</w:t>
-      </w:r>
-    </w:p>
-    <w:p>
-      <w:pPr>
-        <w:pStyle w:val="BodyText"/>
-      </w:pPr>
-      <w:r>
-        <w:t xml:space="preserve">KIRILL: Нет. Но я быстро учусь.</w:t>
-      </w:r>
-    </w:p>
-    <w:p>
-      <w:pPr>
-        <w:pStyle w:val="BodyText"/>
-      </w:pPr>
-      <w:r>
-        <w:t xml:space="preserve">ALEKSEY: Кирилл, спасибо за план. Он честный — вы написали то, что думаете. Я тоже скажу честно. Не сегодня. В субботу. Вам и Борису Игоревичу вместе. Это важно сказать при нём.</w:t>
-      </w:r>
-    </w:p>
-    <w:p>
-      <w:pPr>
-        <w:pStyle w:val="BodyText"/>
-      </w:pPr>
-      <w:r>
-        <w:t xml:space="preserve">KIRILL: Звучит как «нет».</w:t>
-      </w:r>
-    </w:p>
-    <w:p>
-      <w:pPr>
-        <w:pStyle w:val="BodyText"/>
-      </w:pPr>
-      <w:r>
-        <w:t xml:space="preserve">ALEKSEY: Звучит как разговор. Приходите в субботу. И ещё: Дима завтра едет в Тулу. Если хотите — поезжайте с ним. Просто посмотреть. Без плана. Без презентации. Как я ездил к вашему дяде.</w:t>
-      </w:r>
-    </w:p>
-    <w:p>
-      <w:pPr>
-        <w:pStyle w:val="BodyText"/>
-      </w:pPr>
-      <w:r>
-        <w:t xml:space="preserve">KIRILL: В Тулу? На электричке?</w:t>
-      </w:r>
-    </w:p>
-    <w:p>
-      <w:pPr>
-        <w:pStyle w:val="BodyText"/>
-      </w:pPr>
-      <w:r>
-        <w:t xml:space="preserve">DIMA: На «Ласточке». В пять сорок. Николай Петрович встретит. Научит вас считать коробки.</w:t>
+        <w:t xml:space="preserve">KIRILL: Алексей, я без звонка. Дядя сказал, что вы получили условия, и я решил познакомиться с командой.</w:t>
+      </w:r>
+    </w:p>
+    <w:p>
+      <w:pPr>
+        <w:pStyle w:val="BodyText"/>
+      </w:pPr>
+      <w:r>
+        <w:t xml:space="preserve">ALEKSEY: Кирилл, проходите. Это Ирина Сергеевна, Ольга Петровна и Дмитрий.</w:t>
+      </w:r>
+    </w:p>
+    <w:p>
+      <w:pPr>
+        <w:pStyle w:val="BodyText"/>
+      </w:pPr>
+      <w:r>
+        <w:t xml:space="preserve">KIRILL: Очень приятно. Я подготовил план развития на первые сто дней. Можно я его покажу?</w:t>
+      </w:r>
+    </w:p>
+    <w:p>
+      <w:pPr>
+        <w:pStyle w:val="BodyText"/>
+      </w:pPr>
+      <w:r>
+        <w:t xml:space="preserve">OLGA: Показывайте, мы любим планы, особенно короткие.</w:t>
+      </w:r>
+    </w:p>
+    <w:p>
+      <w:pPr>
+        <w:pStyle w:val="BodyText"/>
+      </w:pPr>
+      <w:r>
+        <w:t xml:space="preserve">KIRILL: Первое — оптимизировать обучение. Шесть модулей — это долго, поэтому я предлагаю онлайн-курс за два дня.</w:t>
+      </w:r>
+    </w:p>
+    <w:p>
+      <w:pPr>
+        <w:pStyle w:val="BodyText"/>
+      </w:pPr>
+      <w:r>
+        <w:t xml:space="preserve">DIMA: Онлайн? А как же фантом? А игла тридцать на тонкой коже?</w:t>
+      </w:r>
+    </w:p>
+    <w:p>
+      <w:pPr>
+        <w:pStyle w:val="BodyText"/>
+      </w:pPr>
+      <w:r>
+        <w:t xml:space="preserve">KIRILL: Видео. Хорошее видео вполне заменяет фантом.</w:t>
+      </w:r>
+    </w:p>
+    <w:p>
+      <w:pPr>
+        <w:pStyle w:val="BodyText"/>
+      </w:pPr>
+      <w:r>
+        <w:t xml:space="preserve">DIMA: Алина три года училась по видео, и один раз попала в сосуд, причём без гиалуронидазы под рукой.</w:t>
+      </w:r>
+    </w:p>
+    <w:p>
+      <w:pPr>
+        <w:pStyle w:val="BodyText"/>
+      </w:pPr>
+      <w:r>
+        <w:t xml:space="preserve">KIRILL: Ну, это частный случай, так бывает не всегда.</w:t>
+      </w:r>
+    </w:p>
+    <w:p>
+      <w:pPr>
+        <w:pStyle w:val="BodyText"/>
+      </w:pPr>
+      <w:r>
+        <w:t xml:space="preserve">IRINA: Понятно. А что у вас во втором пункте?</w:t>
+      </w:r>
+    </w:p>
+    <w:p>
+      <w:pPr>
+        <w:pStyle w:val="BodyText"/>
+      </w:pPr>
+      <w:r>
+        <w:t xml:space="preserve">KIRILL: Второе — бонусы. У менеджеров нет процента, и это демотивирует. Предлагаю пять процентов с продаж.</w:t>
+      </w:r>
+    </w:p>
+    <w:p>
+      <w:pPr>
+        <w:pStyle w:val="BodyText"/>
+      </w:pPr>
+      <w:r>
+        <w:t xml:space="preserve">OLGA: Дмитрий, скажите честно, вы демотивированы?</w:t>
+      </w:r>
+    </w:p>
+    <w:p>
+      <w:pPr>
+        <w:pStyle w:val="BodyText"/>
+      </w:pPr>
+      <w:r>
+        <w:t xml:space="preserve">DIMA: Нет. В прошлом квартале я получил сорок тысяч за то, что отказал откатчику. Меня ещё никогда так не мотивировали. Процент — это когда хочется продать врачу без сертификата в последнюю неделю. Мы это считали.</w:t>
+      </w:r>
+    </w:p>
+    <w:p>
+      <w:pPr>
+        <w:pStyle w:val="BodyText"/>
+      </w:pPr>
+      <w:r>
+        <w:t xml:space="preserve">KIRILL: Отказал откатчику? Простите, но я не понимаю, о чём речь.</w:t>
+      </w:r>
+    </w:p>
+    <w:p>
+      <w:pPr>
+        <w:pStyle w:val="BodyText"/>
+      </w:pPr>
+      <w:r>
+        <w:t xml:space="preserve">ALEKSEY: Это долгая история, Кирилл. А что в третьем пункте?</w:t>
+      </w:r>
+    </w:p>
+    <w:p>
+      <w:pPr>
+        <w:pStyle w:val="BodyText"/>
+      </w:pPr>
+      <w:r>
+        <w:t xml:space="preserve">KIRILL: Команда. Мне нужен свой отдел из трёх человек: маркетинг, SMM и аналитика. Бюджет — полтора миллиона в месяц.</w:t>
+      </w:r>
+    </w:p>
+    <w:p>
+      <w:pPr>
+        <w:pStyle w:val="BodyText"/>
+      </w:pPr>
+      <w:r>
+        <w:t xml:space="preserve">IRINA: Полтора миллиона в месяц — это вся наша прибыль за полгода, умноженная на два.</w:t>
+      </w:r>
+    </w:p>
+    <w:p>
+      <w:pPr>
+        <w:pStyle w:val="BodyText"/>
+      </w:pPr>
+      <w:r>
+        <w:t xml:space="preserve">KIRILL: Инвестиции окупаются. Через год вы будете номером один, я вам обещаю.</w:t>
+      </w:r>
+    </w:p>
+    <w:p>
+      <w:pPr>
+        <w:pStyle w:val="BodyText"/>
+      </w:pPr>
+      <w:r>
+        <w:t xml:space="preserve">OLGA: Кирилл, можно вопрос? Вы когда-нибудь были в клинике, только не как пациент, а как работник?</w:t>
+      </w:r>
+    </w:p>
+    <w:p>
+      <w:pPr>
+        <w:pStyle w:val="BodyText"/>
+      </w:pPr>
+      <w:r>
+        <w:t xml:space="preserve">KIRILL: Нет, но я очень быстро учусь.</w:t>
+      </w:r>
+    </w:p>
+    <w:p>
+      <w:pPr>
+        <w:pStyle w:val="BodyText"/>
+      </w:pPr>
+      <w:r>
+        <w:t xml:space="preserve">ALEKSEY: Кирилл, спасибо за план. Он честный, потому что вы написали то, что думаете. Я тоже скажу честно, только не сегодня, а в субботу, вам и Борису Игоревичу вместе. Это важно сказать при нём.</w:t>
+      </w:r>
+    </w:p>
+    <w:p>
+      <w:pPr>
+        <w:pStyle w:val="BodyText"/>
+      </w:pPr>
+      <w:r>
+        <w:t xml:space="preserve">KIRILL: Это звучит как «нет», если я правильно понимаю.</w:t>
+      </w:r>
+    </w:p>
+    <w:p>
+      <w:pPr>
+        <w:pStyle w:val="BodyText"/>
+      </w:pPr>
+      <w:r>
+        <w:t xml:space="preserve">ALEKSEY: Это звучит как разговор. Приходите в субботу. И ещё: Дима завтра едет в Тулу. Если хотите, поезжайте с ним, просто посмотреть, без плана и без презентации. Как я ездил к вашему дяде.</w:t>
+      </w:r>
+    </w:p>
+    <w:p>
+      <w:pPr>
+        <w:pStyle w:val="BodyText"/>
+      </w:pPr>
+      <w:r>
+        <w:t xml:space="preserve">KIRILL: В Тулу? На электричке? Я на ней никогда не ездил.</w:t>
+      </w:r>
+    </w:p>
+    <w:p>
+      <w:pPr>
+        <w:pStyle w:val="BodyText"/>
+      </w:pPr>
+      <w:r>
+        <w:t xml:space="preserve">DIMA: На «Ласточке», в пять сорок. Николай Петрович нас встретит и научит вас считать коробки.</w:t>
       </w:r>
     </w:p>
     <w:bookmarkEnd w:id="24"/>
@@ -1755,119 +1755,119 @@
         <w:pStyle w:val="FirstParagraph"/>
       </w:pPr>
       <w:r>
-        <w:t xml:space="preserve">LEV: Ну? Я выпил три кофе. Картой.</w:t>
-      </w:r>
-    </w:p>
-    <w:p>
-      <w:pPr>
-        <w:pStyle w:val="BodyText"/>
-      </w:pPr>
-      <w:r>
-        <w:t xml:space="preserve">ALEKSEY: Пункты с первого по пятый — с поправками. Вето — без бюджета. Корпоративный договор — неприкосновенен. Независимый — Зуева.</w:t>
-      </w:r>
-    </w:p>
-    <w:p>
-      <w:pPr>
-        <w:pStyle w:val="BodyText"/>
-      </w:pPr>
-      <w:r>
-        <w:t xml:space="preserve">LEV: Борис примет. А шестой?</w:t>
-      </w:r>
-    </w:p>
-    <w:p>
-      <w:pPr>
-        <w:pStyle w:val="BodyText"/>
-      </w:pPr>
-      <w:r>
-        <w:t xml:space="preserve">ALEKSEY: Шестой я скажу ему сам. В субботу. Лично. При Кирилле.</w:t>
-      </w:r>
-    </w:p>
-    <w:p>
-      <w:pPr>
-        <w:pStyle w:val="BodyText"/>
-      </w:pPr>
-      <w:r>
-        <w:t xml:space="preserve">LEV: Значит, «нет».</w:t>
-      </w:r>
-    </w:p>
-    <w:p>
-      <w:pPr>
-        <w:pStyle w:val="BodyText"/>
-      </w:pPr>
-      <w:r>
-        <w:t xml:space="preserve">ALEKSEY: Значит, разговор. Лев Маркович, вы знаете его двадцать лет. Он уйдёт?</w:t>
-      </w:r>
-    </w:p>
-    <w:p>
-      <w:pPr>
-        <w:pStyle w:val="BodyText"/>
-      </w:pPr>
-      <w:r>
-        <w:t xml:space="preserve">LEV: Не знаю. Двадцать лет ему никто не говорил «нет» про семью. Даже я. Особенно я.</w:t>
-      </w:r>
-    </w:p>
-    <w:p>
-      <w:pPr>
-        <w:pStyle w:val="BodyText"/>
-      </w:pPr>
-      <w:r>
-        <w:t xml:space="preserve">ALEKSEY: Почему?</w:t>
-      </w:r>
-    </w:p>
-    <w:p>
-      <w:pPr>
-        <w:pStyle w:val="BodyText"/>
-      </w:pPr>
-      <w:r>
-        <w:t xml:space="preserve">LEV: Потому что я трус. В остальном — нет. А про семью Бориса — трус. Это моя слабость. Вы будете смелее меня. Мне любопытно, что из этого выйдет.</w:t>
-      </w:r>
-    </w:p>
-    <w:p>
-      <w:pPr>
-        <w:pStyle w:val="BodyText"/>
-      </w:pPr>
-      <w:r>
-        <w:t xml:space="preserve">ALEKSEY: Мне тоже. И страшно.</w:t>
-      </w:r>
-    </w:p>
-    <w:p>
-      <w:pPr>
-        <w:pStyle w:val="BodyText"/>
-      </w:pPr>
-      <w:r>
-        <w:t xml:space="preserve">LEV: Совет. Не говорите «к сожалению». Борис ненавидит это слово. Говорите, что можно.</w:t>
-      </w:r>
-    </w:p>
-    <w:p>
-      <w:pPr>
-        <w:pStyle w:val="BodyText"/>
-      </w:pPr>
-      <w:r>
-        <w:t xml:space="preserve">ALEKSEY: Без «к сожалению». Ольга Петровна учит этому уже два года.</w:t>
-      </w:r>
-    </w:p>
-    <w:p>
-      <w:pPr>
-        <w:pStyle w:val="BodyText"/>
-      </w:pPr>
-      <w:r>
-        <w:t xml:space="preserve">LEV: Миронова. Все хорошие советы в этой компании — от Мироновой или Беловой. Вам повезло.</w:t>
-      </w:r>
-    </w:p>
-    <w:p>
-      <w:pPr>
-        <w:pStyle w:val="BodyText"/>
-      </w:pPr>
-      <w:r>
-        <w:t xml:space="preserve">ALEKSEY: Знаю. Лев Маркович, а где будет разговор? В бане?</w:t>
-      </w:r>
-    </w:p>
-    <w:p>
-      <w:pPr>
-        <w:pStyle w:val="BodyText"/>
-      </w:pPr>
-      <w:r>
-        <w:t xml:space="preserve">LEV: Нет. Борис сказал: «В субботу — на даче. Без бани. Про семью в бане не говорят. Там говорят про правду. А про семью — за столом». Готовьте варенье. Второе.</w:t>
+        <w:t xml:space="preserve">LEV: Ну что? Я уже выпил три кофе, и все картой.</w:t>
+      </w:r>
+    </w:p>
+    <w:p>
+      <w:pPr>
+        <w:pStyle w:val="BodyText"/>
+      </w:pPr>
+      <w:r>
+        <w:t xml:space="preserve">ALEKSEY: Пункты с первого по пятый — с поправками. Вето без бюджета, корпоративный договор неприкосновенен, а независимым членом совета будет Зуева.</w:t>
+      </w:r>
+    </w:p>
+    <w:p>
+      <w:pPr>
+        <w:pStyle w:val="BodyText"/>
+      </w:pPr>
+      <w:r>
+        <w:t xml:space="preserve">LEV: Борис это примет. А что с шестым пунктом?</w:t>
+      </w:r>
+    </w:p>
+    <w:p>
+      <w:pPr>
+        <w:pStyle w:val="BodyText"/>
+      </w:pPr>
+      <w:r>
+        <w:t xml:space="preserve">ALEKSEY: Шестой я скажу ему сам, в субботу, лично и при Кирилле.</w:t>
+      </w:r>
+    </w:p>
+    <w:p>
+      <w:pPr>
+        <w:pStyle w:val="BodyText"/>
+      </w:pPr>
+      <w:r>
+        <w:t xml:space="preserve">LEV: Значит, вы скажете «нет», я правильно понял?</w:t>
+      </w:r>
+    </w:p>
+    <w:p>
+      <w:pPr>
+        <w:pStyle w:val="BodyText"/>
+      </w:pPr>
+      <w:r>
+        <w:t xml:space="preserve">ALEKSEY: Значит, будет разговор. Лев Маркович, вы знаете его двадцать лет. Он уйдёт?</w:t>
+      </w:r>
+    </w:p>
+    <w:p>
+      <w:pPr>
+        <w:pStyle w:val="BodyText"/>
+      </w:pPr>
+      <w:r>
+        <w:t xml:space="preserve">LEV: Не знаю. Двадцать лет ему никто не говорил «нет» про семью. Даже я, особенно я.</w:t>
+      </w:r>
+    </w:p>
+    <w:p>
+      <w:pPr>
+        <w:pStyle w:val="BodyText"/>
+      </w:pPr>
+      <w:r>
+        <w:t xml:space="preserve">ALEKSEY: Почему особенно вы?</w:t>
+      </w:r>
+    </w:p>
+    <w:p>
+      <w:pPr>
+        <w:pStyle w:val="BodyText"/>
+      </w:pPr>
+      <w:r>
+        <w:t xml:space="preserve">LEV: Потому что я трус. Во всём остальном нет, а вот про семью Бориса — трус. Это моя слабость. Вы будете смелее меня, и мне очень любопытно, что из этого выйдет в субботу.</w:t>
+      </w:r>
+    </w:p>
+    <w:p>
+      <w:pPr>
+        <w:pStyle w:val="BodyText"/>
+      </w:pPr>
+      <w:r>
+        <w:t xml:space="preserve">ALEKSEY: Мне тоже любопытно, хотя и очень страшно.</w:t>
+      </w:r>
+    </w:p>
+    <w:p>
+      <w:pPr>
+        <w:pStyle w:val="BodyText"/>
+      </w:pPr>
+      <w:r>
+        <w:t xml:space="preserve">LEV: Дам совет: не говорите «к сожалению». Борис ненавидит это слово, поэтому говорите, что можно.</w:t>
+      </w:r>
+    </w:p>
+    <w:p>
+      <w:pPr>
+        <w:pStyle w:val="BodyText"/>
+      </w:pPr>
+      <w:r>
+        <w:t xml:space="preserve">ALEKSEY: Без «к сожалению». Ольга Петровна учит меня этому уже два года.</w:t>
+      </w:r>
+    </w:p>
+    <w:p>
+      <w:pPr>
+        <w:pStyle w:val="BodyText"/>
+      </w:pPr>
+      <w:r>
+        <w:t xml:space="preserve">LEV: Миронова. Все хорошие советы в этой компании — от Мироновой или Беловой, так что вам повезло.</w:t>
+      </w:r>
+    </w:p>
+    <w:p>
+      <w:pPr>
+        <w:pStyle w:val="BodyText"/>
+      </w:pPr>
+      <w:r>
+        <w:t xml:space="preserve">ALEKSEY: Знаю. Лев Маркович, а где будет разговор? Опять в бане?</w:t>
+      </w:r>
+    </w:p>
+    <w:p>
+      <w:pPr>
+        <w:pStyle w:val="BodyText"/>
+      </w:pPr>
+      <w:r>
+        <w:t xml:space="preserve">LEV: Нет. Борис сказал: «В субботу — на даче. Без бани. Про семью в бане не говорят. Там говорят про правду. А про семью — за столом». Так что готовьте варенье, вторую банку.</w:t>
       </w:r>
     </w:p>
     <w:p>
@@ -3052,7 +3052,7 @@
         <w:t xml:space="preserve"> </w:t>
       </w:r>
       <w:r>
-        <w:t xml:space="preserve">투자자의 과도한 권한 요구를 거절하는 이유를 설명하는 25~30단어 문장 만들기.</w:t>
+        <w:t xml:space="preserve">투자자의 과도한 권한 요구를 거절하는 이유를 설명하는 30~50단어 발화 만들기.</w:t>
       </w:r>
     </w:p>
     <w:bookmarkEnd w:id="30"/>
@@ -3550,119 +3550,119 @@
         <w:pStyle w:val="FirstParagraph"/>
       </w:pPr>
       <w:r>
-        <w:t xml:space="preserve">레프: 좋은 아침이에요. 9시 정각. 벨로바, 네가 이 사람들한테 정확함을 가르쳤구나. 여기요. 두 장. 보리스 이고레비치의 조건.</w:t>
-      </w:r>
-    </w:p>
-    <w:p>
-      <w:pPr>
-        <w:pStyle w:val="BodyText"/>
-      </w:pPr>
-      <w:r>
-        <w:t xml:space="preserve">이리나: 두 장. 스무 장을 예상했는데요.</w:t>
-      </w:r>
-    </w:p>
-    <w:p>
-      <w:pPr>
-        <w:pStyle w:val="BodyText"/>
-      </w:pPr>
-      <w:r>
-        <w:t xml:space="preserve">레프: 보리스는 긴 서류를 싫어해요. 조건이 한 줄에 안 들어가면, 그건 조건이 아니라 희망이라고 생각하죠. 여섯 항목. 내가 소리 내서 읽을 테니 질문하세요.</w:t>
-      </w:r>
-    </w:p>
-    <w:p>
-      <w:pPr>
-        <w:pStyle w:val="BodyText"/>
-      </w:pPr>
-      <w:r>
-        <w:t xml:space="preserve">자이체프: 읽으세요. 적을게요.</w:t>
-      </w:r>
-    </w:p>
-    <w:p>
-      <w:pPr>
-        <w:pStyle w:val="BodyText"/>
-      </w:pPr>
-      <w:r>
-        <w:t xml:space="preserve">레프: 첫째. 20퍼센트에 4천만. 자본금 증액으로. 신주 지분.</w:t>
-      </w:r>
-    </w:p>
-    <w:p>
-      <w:pPr>
-        <w:pStyle w:val="BodyText"/>
-      </w:pPr>
-      <w:r>
-        <w:t xml:space="preserve">이리나: 받아들여요. 그리고 바로: 이 돈으로 알렉세이의 두 번째 대출부터 갚아요. 우리 오래된 규칙이에요.</w:t>
-      </w:r>
-    </w:p>
-    <w:p>
-      <w:pPr>
-        <w:pStyle w:val="BodyText"/>
-      </w:pPr>
-      <w:r>
-        <w:t xml:space="preserve">레프: 보리스도 알아요. 그러더군요: 「옳아. 목에 담보 대출을 건 대표는 목 걱정만 하지」.</w:t>
-      </w:r>
-    </w:p>
-    <w:p>
-      <w:pPr>
-        <w:pStyle w:val="BodyText"/>
-      </w:pPr>
-      <w:r>
-        <w:t xml:space="preserve">올가: 둘째는요?</w:t>
-      </w:r>
-    </w:p>
-    <w:p>
-      <w:pPr>
-        <w:pStyle w:val="BodyText"/>
-      </w:pPr>
-      <w:r>
-        <w:t xml:space="preserve">레프: 둘째. 이사회. 다섯 명. 창업자 셋, 보리스 이고레비치, 독립 이사 한 명.</w:t>
-      </w:r>
-    </w:p>
-    <w:p>
-      <w:pPr>
-        <w:pStyle w:val="BodyText"/>
-      </w:pPr>
-      <w:r>
-        <w:t xml:space="preserve">자이체프: 독립 이사는 함께 고르나요?</w:t>
-      </w:r>
-    </w:p>
-    <w:p>
-      <w:pPr>
-        <w:pStyle w:val="BodyText"/>
-      </w:pPr>
-      <w:r>
-        <w:t xml:space="preserve">레프: 함께요. 셋째 — 보리스 이고레비치의 거부권. 목록은 첨부할게요.</w:t>
-      </w:r>
-    </w:p>
-    <w:p>
-      <w:pPr>
-        <w:pStyle w:val="BodyText"/>
-      </w:pPr>
-      <w:r>
-        <w:t xml:space="preserve">알렉세이: 무엇에 대한 거부권이요?</w:t>
-      </w:r>
-    </w:p>
-    <w:p>
-      <w:pPr>
-        <w:pStyle w:val="BodyText"/>
-      </w:pPr>
-      <w:r>
-        <w:t xml:space="preserve">레프: 넷째 — 투자자에게 월간 보고. 다섯째 — 여러분 중 누가 지분을 팔 경우 우선 매수권.</w:t>
-      </w:r>
-    </w:p>
-    <w:p>
-      <w:pPr>
-        <w:pStyle w:val="BodyText"/>
-      </w:pPr>
-      <w:r>
-        <w:t xml:space="preserve">올가: 다섯 항목. 여섯째는요?</w:t>
-      </w:r>
-    </w:p>
-    <w:p>
-      <w:pPr>
-        <w:pStyle w:val="BodyText"/>
-      </w:pPr>
-      <w:r>
-        <w:t xml:space="preserve">레프: 여섯째. 키릴 안드레예비치 소모프를 사업 개발 이사로 임명. 월급 — 30만. 보리스 이고레비치가 토씨 그대로 전해 달랬어요: 「이건 논의 대상이 아니다」. 여러분이 물을 줄 알았던 거죠. 그래서 — 토씨 그대로.</w:t>
+        <w:t xml:space="preserve">레프: 좋은 아침이에요, 9시 정각이네요. 벨로바, 이 사람들한테 시간 엄수를 가르쳤구나. 여기 두 장이요, 보리스 이고레비치의 조건이에요.</w:t>
+      </w:r>
+    </w:p>
+    <w:p>
+      <w:pPr>
+        <w:pStyle w:val="BodyText"/>
+      </w:pPr>
+      <w:r>
+        <w:t xml:space="preserve">이리나: 겨우 두 장이요? 적어도 스무 장은 될 줄 알았어요.</w:t>
+      </w:r>
+    </w:p>
+    <w:p>
+      <w:pPr>
+        <w:pStyle w:val="BodyText"/>
+      </w:pPr>
+      <w:r>
+        <w:t xml:space="preserve">레프: 보리스는 긴 서류를 싫어해요. 조건이 한 줄에 안 들어가면 그건 조건이 아니라 희망이라고 생각하죠. 여기 여섯 개 조항이 있어요. 내가 소리 내 읽을 테니 질문하세요.</w:t>
+      </w:r>
+    </w:p>
+    <w:p>
+      <w:pPr>
+        <w:pStyle w:val="BodyText"/>
+      </w:pPr>
+      <w:r>
+        <w:t xml:space="preserve">자이체프: 읽으세요, 저는 그대로 받아 적을게요.</w:t>
+      </w:r>
+    </w:p>
+    <w:p>
+      <w:pPr>
+        <w:pStyle w:val="BodyText"/>
+      </w:pPr>
+      <w:r>
+        <w:t xml:space="preserve">레프: 첫째: 20퍼센트에 4천만, 증자 방식으로요. 즉 신주 지분이에요.</w:t>
+      </w:r>
+    </w:p>
+    <w:p>
+      <w:pPr>
+        <w:pStyle w:val="BodyText"/>
+      </w:pPr>
+      <w:r>
+        <w:t xml:space="preserve">이리나: 받아들일게요. 그리고 바로 덧붙이자면, 그 돈에서 알렉세이의 두 번째 대출을 제일 먼저 갚아요. 우리 오래된 규칙이에요.</w:t>
+      </w:r>
+    </w:p>
+    <w:p>
+      <w:pPr>
+        <w:pStyle w:val="BodyText"/>
+      </w:pPr>
+      <w:r>
+        <w:t xml:space="preserve">레프: 보리스도 알아요. 이러더군요: 「맞아. 목에 주택 대출 걸린 대표는 자기 목 생각만 하니까」.</w:t>
+      </w:r>
+    </w:p>
+    <w:p>
+      <w:pPr>
+        <w:pStyle w:val="BodyText"/>
+      </w:pPr>
+      <w:r>
+        <w:t xml:space="preserve">올가: 좋아요. 둘째 조항은 뭐예요?</w:t>
+      </w:r>
+    </w:p>
+    <w:p>
+      <w:pPr>
+        <w:pStyle w:val="BodyText"/>
+      </w:pPr>
+      <w:r>
+        <w:t xml:space="preserve">레프: 둘째 — 5인 이사회: 창업자 셋, 보리스 이고레비치, 그리고 독립 이사 한 명.</w:t>
+      </w:r>
+    </w:p>
+    <w:p>
+      <w:pPr>
+        <w:pStyle w:val="BodyText"/>
+      </w:pPr>
+      <w:r>
+        <w:t xml:space="preserve">자이체프: 독립 이사는 같이 고르는 거죠?</w:t>
+      </w:r>
+    </w:p>
+    <w:p>
+      <w:pPr>
+        <w:pStyle w:val="BodyText"/>
+      </w:pPr>
+      <w:r>
+        <w:t xml:space="preserve">레프: 같이요. 셋째 — 보리스 이고레비치의 거부권. 목록은 따로 첨부할게요.</w:t>
+      </w:r>
+    </w:p>
+    <w:p>
+      <w:pPr>
+        <w:pStyle w:val="BodyText"/>
+      </w:pPr>
+      <w:r>
+        <w:t xml:space="preserve">알렉세이: 거부권이요? 정확히 뭐에 대한 거부권이에요?</w:t>
+      </w:r>
+    </w:p>
+    <w:p>
+      <w:pPr>
+        <w:pStyle w:val="BodyText"/>
+      </w:pPr>
+      <w:r>
+        <w:t xml:space="preserve">레프: 곧 보여 드릴게요. 넷째 — 투자자에게 월간 보고. 다섯째 — 여러분 중 누가 지분을 팔 때 우선 매수권.</w:t>
+      </w:r>
+    </w:p>
+    <w:p>
+      <w:pPr>
+        <w:pStyle w:val="BodyText"/>
+      </w:pPr>
+      <w:r>
+        <w:t xml:space="preserve">올가: 그게 다섯 개고요. 여섯째엔 뭐가 있어요?</w:t>
+      </w:r>
+    </w:p>
+    <w:p>
+      <w:pPr>
+        <w:pStyle w:val="BodyText"/>
+      </w:pPr>
+      <w:r>
+        <w:t xml:space="preserve">레프: 여섯째. 키릴 안드레예비치 소모프를 월급 30만의 개발 이사로 임명한다. 보리스 이고레비치가 그대로 전하라고 했어요: 「이건 논의 대상이 아니다」. 여러분이 물을 걸 알아서 그대로 전하라고 한 거예요.</w:t>
       </w:r>
     </w:p>
     <w:bookmarkEnd w:id="33"/>
@@ -3680,279 +3680,279 @@
         <w:pStyle w:val="FirstParagraph"/>
       </w:pPr>
       <w:r>
-        <w:t xml:space="preserve">자이체프: 거부권부터 하죠. 그게 핵심이에요. 사업 개발 이사는 — 월급 하나. 거부권은 — 회사 전체예요.</w:t>
-      </w:r>
-    </w:p>
-    <w:p>
-      <w:pPr>
-        <w:pStyle w:val="BodyText"/>
-      </w:pPr>
-      <w:r>
-        <w:t xml:space="preserve">레프: 동의해요. 보리스의 목록이에요. 회사 매각. 신규 지분 참여자. 2천만 초과 대출. 연간 예산.</w:t>
-      </w:r>
-    </w:p>
-    <w:p>
-      <w:pPr>
-        <w:pStyle w:val="BodyText"/>
-      </w:pPr>
-      <w:r>
-        <w:t xml:space="preserve">이리나: 앞의 셋은 — 괜찮아요. 투자자 보호니까요. 예산은 — 안 돼요.</w:t>
-      </w:r>
-    </w:p>
-    <w:p>
-      <w:pPr>
-        <w:pStyle w:val="BodyText"/>
-      </w:pPr>
-      <w:r>
-        <w:t xml:space="preserve">레프: 왜요?</w:t>
-      </w:r>
-    </w:p>
-    <w:p>
-      <w:pPr>
-        <w:pStyle w:val="BodyText"/>
-      </w:pPr>
-      <w:r>
-        <w:t xml:space="preserve">이리나: 예산이 — 전부니까요. 급여, 가격, 교육, 창고. 보리스 이고레비치가 예산을 막을 수 있으면, 20퍼센트로 회사를 경영하는 거예요. 그건 파트너가 아니라 주인이죠. 우리 주인은 — 세 사람과 판지예요.</w:t>
-      </w:r>
-    </w:p>
-    <w:p>
-      <w:pPr>
-        <w:pStyle w:val="BodyText"/>
-      </w:pPr>
-      <w:r>
-        <w:t xml:space="preserve">레프: 멋지네요. 보리스도 판지에 대해 같은 말을 할 거예요. 예산 대신 뭘 제안해요?</w:t>
-      </w:r>
-    </w:p>
-    <w:p>
-      <w:pPr>
-        <w:pStyle w:val="BodyText"/>
-      </w:pPr>
-      <w:r>
-        <w:t xml:space="preserve">이리나: 정보요. 월간 보고. 전부 보이게. 하지만 결정은 우리가.</w:t>
-      </w:r>
-    </w:p>
-    <w:p>
-      <w:pPr>
-        <w:pStyle w:val="BodyText"/>
-      </w:pPr>
-      <w:r>
-        <w:t xml:space="preserve">올가: 그리고 하나 더. 거부권은 기업 협약 조항에 닿을 수 없어요. 교육, 계좌 이체, 등록, 판지. 이건 4천만에도, 4억에도 안 팔아요. 별도 줄로 적어 줘요, 아르툠.</w:t>
-      </w:r>
-    </w:p>
-    <w:p>
-      <w:pPr>
-        <w:pStyle w:val="BodyText"/>
-      </w:pPr>
-      <w:r>
-        <w:t xml:space="preserve">자이체프: 적었어요. 「기업 협약의 조항은 창업자 전원 동의 없이 변경할 수 없다」.</w:t>
-      </w:r>
-    </w:p>
-    <w:p>
-      <w:pPr>
-        <w:pStyle w:val="BodyText"/>
-      </w:pPr>
-      <w:r>
-        <w:t xml:space="preserve">레프: 보리스는 동의할 거예요. 토요일에 나한테 그랬어요: 「판지는 사지 않겠다. 존중한다」.</w:t>
-      </w:r>
-    </w:p>
-    <w:p>
-      <w:pPr>
-        <w:pStyle w:val="BodyText"/>
-      </w:pPr>
-      <w:r>
-        <w:t xml:space="preserve">알렉세이: 정말 그렇게 말씀하셨어요?</w:t>
-      </w:r>
-    </w:p>
-    <w:p>
-      <w:pPr>
-        <w:pStyle w:val="BodyText"/>
-      </w:pPr>
-      <w:r>
-        <w:t xml:space="preserve">레프: 했죠. 당신이 떠난 뒤 차에서. 그런 말은 좀처럼 소리 내서 안 해요.</w:t>
-      </w:r>
-    </w:p>
-    <w:p>
-      <w:pPr>
-        <w:pStyle w:val="BodyText"/>
-      </w:pPr>
-      <w:r>
-        <w:t xml:space="preserve">알렉세이: 그럼 이사회. 독립 이사. 누구로 하죠?</w:t>
-      </w:r>
-    </w:p>
-    <w:p>
-      <w:pPr>
-        <w:pStyle w:val="BodyText"/>
-      </w:pPr>
-      <w:r>
-        <w:t xml:space="preserve">올가: 코르닐로바는 안 돼요. 우리 강사이자 연구자예요. 이해 충돌.</w:t>
-      </w:r>
-    </w:p>
-    <w:p>
-      <w:pPr>
-        <w:pStyle w:val="BodyText"/>
-      </w:pPr>
-      <w:r>
-        <w:t xml:space="preserve">이리나: 레프 마르코비치도 안 돼요. 보리스 이고레비치 쪽 사람이니까.</w:t>
-      </w:r>
-    </w:p>
-    <w:p>
-      <w:pPr>
-        <w:pStyle w:val="BodyText"/>
-      </w:pPr>
-      <w:r>
-        <w:t xml:space="preserve">레프: 공정하네요. 나도 원하지 않았어요. 이사회는 싫어요. 말이 너무 많아서.</w:t>
-      </w:r>
-    </w:p>
-    <w:p>
-      <w:pPr>
-        <w:pStyle w:val="BodyText"/>
-      </w:pPr>
-      <w:r>
-        <w:t xml:space="preserve">자이체프: 아이디어가 있어요. 세 분과 투자자 모두가 존중하는 사람. 이 이야기에 돈이 얽히지 않은 사람.</w:t>
-      </w:r>
-    </w:p>
-    <w:p>
-      <w:pPr>
-        <w:pStyle w:val="BodyText"/>
-      </w:pPr>
-      <w:r>
-        <w:t xml:space="preserve">알렉세이: 누구요?</w:t>
-      </w:r>
-    </w:p>
-    <w:p>
-      <w:pPr>
-        <w:pStyle w:val="BodyText"/>
-      </w:pPr>
-      <w:r>
-        <w:t xml:space="preserve">자이체프: 주예바. 니나 아르카디예브나. 시험소. 30년 동안 결과와 무관한 돈을 받고 진실을 말해 왔죠.</w:t>
-      </w:r>
-    </w:p>
-    <w:p>
-      <w:pPr>
-        <w:pStyle w:val="BodyText"/>
-      </w:pPr>
-      <w:r>
-        <w:t xml:space="preserve">올가: 주예바… 하지만 우린 그분 고객이에요. 이해 충돌 아닌가요?</w:t>
-      </w:r>
-    </w:p>
-    <w:p>
-      <w:pPr>
-        <w:pStyle w:val="BodyText"/>
-      </w:pPr>
-      <w:r>
-        <w:t xml:space="preserve">이리나: 작아요. 우린 그분께 시험비를 내요. 그분이 이사회에 들어오면, 시험은 다른 시험소에서 하면 돼요.</w:t>
-      </w:r>
-    </w:p>
-    <w:p>
-      <w:pPr>
-        <w:pStyle w:val="BodyText"/>
-      </w:pPr>
-      <w:r>
-        <w:t xml:space="preserve">올가: 흥미롭네요. 전화해 볼게요. 세 번 「아니요」라고 하고, 그다음 동의할 거예요. 늘 그렇듯.</w:t>
-      </w:r>
-    </w:p>
-    <w:p>
-      <w:pPr>
-        <w:pStyle w:val="BodyText"/>
-      </w:pPr>
-      <w:r>
-        <w:t xml:space="preserve">레프: 보리스가 좋아하겠네요. 세 번 「아니요」라고 하는 사람을 좋아하거든요.</w:t>
-      </w:r>
-    </w:p>
-    <w:p>
-      <w:pPr>
-        <w:pStyle w:val="BodyText"/>
-      </w:pPr>
-      <w:r>
-        <w:t xml:space="preserve">알렉세이: 그러니까 1항부터 5항은 — 수정해서. 거부권은 — 예산 빼고. 기업 협약은 — 불가침. 독립 이사는 — 주예바, 동의하시면. 레프 마르코비치, 오늘 보리스 이고레비치께 전해 주실 수 있어요?</w:t>
-      </w:r>
-    </w:p>
-    <w:p>
-      <w:pPr>
-        <w:pStyle w:val="BodyText"/>
-      </w:pPr>
-      <w:r>
-        <w:t xml:space="preserve">레프: 할 수 있어요. 여섯째는요?</w:t>
-      </w:r>
-    </w:p>
-    <w:p>
-      <w:pPr>
-        <w:pStyle w:val="BodyText"/>
-      </w:pPr>
-      <w:r>
-        <w:t xml:space="preserve">알렉세이: 여섯째는 셋이서 논의할게요. 선생님 없이. 죄송해요, 레프 마르코비치.</w:t>
-      </w:r>
-    </w:p>
-    <w:p>
-      <w:pPr>
-        <w:pStyle w:val="BodyText"/>
-      </w:pPr>
-      <w:r>
-        <w:t xml:space="preserve">레프: 사과하지 마요. 맞는 거예요. 9항이죠. 아래 카페에서 기다릴게요.</w:t>
-      </w:r>
-    </w:p>
-    <w:p>
-      <w:pPr>
-        <w:pStyle w:val="BodyText"/>
-      </w:pPr>
-      <w:r>
-        <w:t xml:space="preserve">이리나: 레프 마르코비치, 커피는 제가 살게요. 계좌 이체로.</w:t>
-      </w:r>
-    </w:p>
-    <w:p>
-      <w:pPr>
-        <w:pStyle w:val="BodyText"/>
-      </w:pPr>
-      <w:r>
-        <w:t xml:space="preserve">레프: 벨로바, 내가 12년을 가르쳤어. 커피는 내가 낸다. 현금으로. 농담이야. 카드로.</w:t>
-      </w:r>
-    </w:p>
-    <w:p>
-      <w:pPr>
-        <w:pStyle w:val="BodyText"/>
-      </w:pPr>
-      <w:r>
-        <w:t xml:space="preserve">자이체프: 저도 나갈까요?</w:t>
-      </w:r>
-    </w:p>
-    <w:p>
-      <w:pPr>
-        <w:pStyle w:val="BodyText"/>
-      </w:pPr>
-      <w:r>
-        <w:t xml:space="preserve">알렉세이: 아니요. 당신은 — 변호사예요. 우리가 거절하면 어떻게 되는지 말해 줄 사람이 필요해요.</w:t>
-      </w:r>
-    </w:p>
-    <w:p>
-      <w:pPr>
-        <w:pStyle w:val="BodyText"/>
-      </w:pPr>
-      <w:r>
-        <w:t xml:space="preserve">자이체프: 바로 말할게요. 법적으로는 — 아무 일도 없어요. 거래가 없을 뿐이죠. 4천만은 없어요. 은행이 안 주면 두 번째 컨테이너도 없고요. 은행은 당신 아파트 담보로만 줄 거예요, 알렉세이. 알잖아요.</w:t>
-      </w:r>
-    </w:p>
-    <w:p>
-      <w:pPr>
-        <w:pStyle w:val="BodyText"/>
-      </w:pPr>
-      <w:r>
-        <w:t xml:space="preserve">올가: 그러니까 「아니요」의 대가는 — 아파트 아니면 컨테이너.</w:t>
-      </w:r>
-    </w:p>
-    <w:p>
-      <w:pPr>
-        <w:pStyle w:val="BodyText"/>
-      </w:pPr>
-      <w:r>
-        <w:t xml:space="preserve">이리나: 아니면 4천만과 월 30만짜리 친척.</w:t>
-      </w:r>
-    </w:p>
-    <w:p>
-      <w:pPr>
-        <w:pStyle w:val="BodyText"/>
-      </w:pPr>
-      <w:r>
-        <w:t xml:space="preserve">알렉세이: 본론으로 갑시다. 여섯째 조항. 순서대로. 감정 없이.</w:t>
+        <w:t xml:space="preserve">자이체프: 거부권부터 시작하죠, 그게 핵심이니까요. 개발 이사는 월급 하나지만 거부권은 회사 전체예요.</w:t>
+      </w:r>
+    </w:p>
+    <w:p>
+      <w:pPr>
+        <w:pStyle w:val="BodyText"/>
+      </w:pPr>
+      <w:r>
+        <w:t xml:space="preserve">레프: 동의해요. 여기 보리스의 목록이요: 회사 매각, 신규 참여자, 2천만 넘는 대출, 그리고 연간 예산.</w:t>
+      </w:r>
+    </w:p>
+    <w:p>
+      <w:pPr>
+        <w:pStyle w:val="BodyText"/>
+      </w:pPr>
+      <w:r>
+        <w:t xml:space="preserve">이리나: 앞의 세 개는 괜찮아요, 투자자 보호니까요. 하지만 예산은 안 돼요.</w:t>
+      </w:r>
+    </w:p>
+    <w:p>
+      <w:pPr>
+        <w:pStyle w:val="BodyText"/>
+      </w:pPr>
+      <w:r>
+        <w:t xml:space="preserve">레프: 왜 안 되지? 설명해 봐.</w:t>
+      </w:r>
+    </w:p>
+    <w:p>
+      <w:pPr>
+        <w:pStyle w:val="BodyText"/>
+      </w:pPr>
+      <w:r>
+        <w:t xml:space="preserve">이리나: 예산이 전부니까요. 월급, 가격, 교육, 창고. 보리스 이고레비치가 예산을 막을 수 있으면, 20퍼센트로 회사를 경영하는 거예요. 그건 더 이상 파트너가 아니에요. 주인이죠. 그리고 우리 주인은 세 사람과 판지예요.</w:t>
+      </w:r>
+    </w:p>
+    <w:p>
+      <w:pPr>
+        <w:pStyle w:val="BodyText"/>
+      </w:pPr>
+      <w:r>
+        <w:t xml:space="preserve">레프: 멋진 말이네. 보리스도 판지에 대해 똑같이 말할 거야. 그럼 예산 대신 뭘 제안하지?</w:t>
+      </w:r>
+    </w:p>
+    <w:p>
+      <w:pPr>
+        <w:pStyle w:val="BodyText"/>
+      </w:pPr>
+      <w:r>
+        <w:t xml:space="preserve">이리나: 정보요. 모든 게 보이는 월간 보고서요. 하지만 결정은 우리가 해요.</w:t>
+      </w:r>
+    </w:p>
+    <w:p>
+      <w:pPr>
+        <w:pStyle w:val="BodyText"/>
+      </w:pPr>
+      <w:r>
+        <w:t xml:space="preserve">올가: 그리고 하나 더. 거부권은 주주 간 계약 조항엔 미칠 수 없어요: 교육, 계좌 이체, 등록, 판지. 이건 4천만에도 4억에도 팔지 않아요. 아르툠, 나중에 해석이 갈리지 않게 이걸 별도 줄로 적어 주세요.</w:t>
+      </w:r>
+    </w:p>
+    <w:p>
+      <w:pPr>
+        <w:pStyle w:val="BodyText"/>
+      </w:pPr>
+      <w:r>
+        <w:t xml:space="preserve">자이체프: 적었어요: 「주주 간 계약의 조항은 창업자 전원 합의 없이 변경할 수 없다」.</w:t>
+      </w:r>
+    </w:p>
+    <w:p>
+      <w:pPr>
+        <w:pStyle w:val="BodyText"/>
+      </w:pPr>
+      <w:r>
+        <w:t xml:space="preserve">레프: 보리스는 동의할 거예요. 토요일에 나한테 그랬어요: 「판지는 사지 않겠어. 존중하니까」.</w:t>
+      </w:r>
+    </w:p>
+    <w:p>
+      <w:pPr>
+        <w:pStyle w:val="BodyText"/>
+      </w:pPr>
+      <w:r>
+        <w:t xml:space="preserve">알렉세이: 정말 그렇게 말씀하셨어요? 저한텐 그런 말 안 하셨는데요.</w:t>
+      </w:r>
+    </w:p>
+    <w:p>
+      <w:pPr>
+        <w:pStyle w:val="BodyText"/>
+      </w:pPr>
+      <w:r>
+        <w:t xml:space="preserve">레프: 했어요, 당신이 떠난 뒤 차 안에서요. 그런 말은 좀처럼 소리 내 하지 않죠.</w:t>
+      </w:r>
+    </w:p>
+    <w:p>
+      <w:pPr>
+        <w:pStyle w:val="BodyText"/>
+      </w:pPr>
+      <w:r>
+        <w:t xml:space="preserve">알렉세이: 그럼 이사회로 넘어가죠. 독립 이사로 누굴 모시죠?</w:t>
+      </w:r>
+    </w:p>
+    <w:p>
+      <w:pPr>
+        <w:pStyle w:val="BodyText"/>
+      </w:pPr>
+      <w:r>
+        <w:t xml:space="preserve">올가: 코르닐로바는 안 돼요, 우리 강사이자 연구자니까요. 이해 충돌이에요.</w:t>
+      </w:r>
+    </w:p>
+    <w:p>
+      <w:pPr>
+        <w:pStyle w:val="BodyText"/>
+      </w:pPr>
+      <w:r>
+        <w:t xml:space="preserve">이리나: 레프 마르코비치도 안 돼요, 보리스 이고레비치 쪽 사람이니까요.</w:t>
+      </w:r>
+    </w:p>
+    <w:p>
+      <w:pPr>
+        <w:pStyle w:val="BodyText"/>
+      </w:pPr>
+      <w:r>
+        <w:t xml:space="preserve">레프: 공정하네요, 나도 원하지 않았어요. 이사회는 싫어요, 말이 너무 많거든요.</w:t>
+      </w:r>
+    </w:p>
+    <w:p>
+      <w:pPr>
+        <w:pStyle w:val="BodyText"/>
+      </w:pPr>
+      <w:r>
+        <w:t xml:space="preserve">자이체프: 생각이 있어요: 우리 셋과 투자자 모두가 존경하고, 이 일에 자기 돈이 걸려 있지 않은 사람이요.</w:t>
+      </w:r>
+    </w:p>
+    <w:p>
+      <w:pPr>
+        <w:pStyle w:val="BodyText"/>
+      </w:pPr>
+      <w:r>
+        <w:t xml:space="preserve">알렉세이: 그게 누군데요?</w:t>
+      </w:r>
+    </w:p>
+    <w:p>
+      <w:pPr>
+        <w:pStyle w:val="BodyText"/>
+      </w:pPr>
+      <w:r>
+        <w:t xml:space="preserve">자이체프: 연구소의 주예바 니나 아르카디예브나요. 30년 동안 결과와 무관한 돈을 받고 진실을 말해 온 사람이에요.</w:t>
+      </w:r>
+    </w:p>
+    <w:p>
+      <w:pPr>
+        <w:pStyle w:val="BodyText"/>
+      </w:pPr>
+      <w:r>
+        <w:t xml:space="preserve">올가: 주예바라… 하지만 우린 그분 고객이잖아요. 이해 충돌 아니에요?</w:t>
+      </w:r>
+    </w:p>
+    <w:p>
+      <w:pPr>
+        <w:pStyle w:val="BodyText"/>
+      </w:pPr>
+      <w:r>
+        <w:t xml:space="preserve">이리나: 작은 충돌이에요, 시험 비용을 내니까요. 그분이 이사회에 들어오면 시험은 다른 연구소에서 해야 해요.</w:t>
+      </w:r>
+    </w:p>
+    <w:p>
+      <w:pPr>
+        <w:pStyle w:val="BodyText"/>
+      </w:pPr>
+      <w:r>
+        <w:t xml:space="preserve">올가: 흥미롭네요, 전화해 볼게요. 「안 돼요」를 세 번 하고 나서 동의할 거예요, 늘 그렇듯이.</w:t>
+      </w:r>
+    </w:p>
+    <w:p>
+      <w:pPr>
+        <w:pStyle w:val="BodyText"/>
+      </w:pPr>
+      <w:r>
+        <w:t xml:space="preserve">레프: 보리스가 좋아하겠네요. 「안 돼요」를 세 번 하는 사람을 좋아하거든요.</w:t>
+      </w:r>
+    </w:p>
+    <w:p>
+      <w:pPr>
+        <w:pStyle w:val="BodyText"/>
+      </w:pPr>
+      <w:r>
+        <w:t xml:space="preserve">알렉세이: 그럼 1조부터 5조까지는 수정해서 받아들여요. 거부권은 예산 제외, 주주 간 계약은 불가침, 독립 이사는 동의한다면 주예바. 레프 마르코비치, 오늘 보리스 이고레비치께 전해 주실 수 있어요?</w:t>
+      </w:r>
+    </w:p>
+    <w:p>
+      <w:pPr>
+        <w:pStyle w:val="BodyText"/>
+      </w:pPr>
+      <w:r>
+        <w:t xml:space="preserve">레프: 전할 수 있어요. 그럼 여섯째 조항은요?</w:t>
+      </w:r>
+    </w:p>
+    <w:p>
+      <w:pPr>
+        <w:pStyle w:val="BodyText"/>
+      </w:pPr>
+      <w:r>
+        <w:t xml:space="preserve">알렉세이: 여섯째는 셋이서만 논의할게요. 죄송해요, 레프 마르코비치.</w:t>
+      </w:r>
+    </w:p>
+    <w:p>
+      <w:pPr>
+        <w:pStyle w:val="BodyText"/>
+      </w:pPr>
+      <w:r>
+        <w:t xml:space="preserve">레프: 사과하지 마요, 맞는 거예요. 9조가 있으니까요. 아래 카페에서 기다릴게요.</w:t>
+      </w:r>
+    </w:p>
+    <w:p>
+      <w:pPr>
+        <w:pStyle w:val="BodyText"/>
+      </w:pPr>
+      <w:r>
+        <w:t xml:space="preserve">이리나: 레프 마르코비치, 커피는 제가 계좌 이체로 살게요.</w:t>
+      </w:r>
+    </w:p>
+    <w:p>
+      <w:pPr>
+        <w:pStyle w:val="BodyText"/>
+      </w:pPr>
+      <w:r>
+        <w:t xml:space="preserve">레프: 벨로바, 내가 12년을 가르쳤는데. 커피는 내가 내, 현금으로. 농담이야, 카드로.</w:t>
+      </w:r>
+    </w:p>
+    <w:p>
+      <w:pPr>
+        <w:pStyle w:val="BodyText"/>
+      </w:pPr>
+      <w:r>
+        <w:t xml:space="preserve">자이체프: 저도 나가 있어야 하나요?</w:t>
+      </w:r>
+    </w:p>
+    <w:p>
+      <w:pPr>
+        <w:pStyle w:val="BodyText"/>
+      </w:pPr>
+      <w:r>
+        <w:t xml:space="preserve">알렉세이: 아니요, 변호사시잖아요. 우리가 거절하면 어떻게 되는지 말해 줄 사람이 필요해요.</w:t>
+      </w:r>
+    </w:p>
+    <w:p>
+      <w:pPr>
+        <w:pStyle w:val="BodyText"/>
+      </w:pPr>
+      <w:r>
+        <w:t xml:space="preserve">자이체프: 바로 말씀드릴게요. 법적으론 아무 일도 없어요, 거래가 없을 뿐이죠. 4천만도 없고, 은행이 안 빌려주면 두 번째 컨테이너도 없어요. 그런데 은행은 당신 아파트를 담보로만 빌려줄 거예요, 알렉세이. 아시잖아요.</w:t>
+      </w:r>
+    </w:p>
+    <w:p>
+      <w:pPr>
+        <w:pStyle w:val="BodyText"/>
+      </w:pPr>
+      <w:r>
+        <w:t xml:space="preserve">올가: 그러니까 우리 「안 돼요」의 대가는 아파트 아니면 컨테이너네요.</w:t>
+      </w:r>
+    </w:p>
+    <w:p>
+      <w:pPr>
+        <w:pStyle w:val="BodyText"/>
+      </w:pPr>
+      <w:r>
+        <w:t xml:space="preserve">이리나: 아니면 4천만에 월 30만짜리 친척이요.</w:t>
+      </w:r>
+    </w:p>
+    <w:p>
+      <w:pPr>
+        <w:pStyle w:val="BodyText"/>
+      </w:pPr>
+      <w:r>
+        <w:t xml:space="preserve">알렉세이: 본론으로 갑시다: 여섯째 조항, 순서대로, 감정 없이.</w:t>
       </w:r>
     </w:p>
     <w:bookmarkEnd w:id="34"/>
@@ -3970,15 +3970,15 @@
         <w:pStyle w:val="FirstParagraph"/>
       </w:pPr>
       <w:r>
-        <w:t xml:space="preserve">올가: 순서대로. 사실 하나: 30만은 — 우리 누구보다 많아요.</w:t>
-      </w:r>
-    </w:p>
-    <w:p>
-      <w:pPr>
-        <w:pStyle w:val="BodyText"/>
-      </w:pPr>
-      <w:r>
-        <w:t xml:space="preserve">이리나: 사실 둘: 「사업 개발 이사」라는 자리는 우리 회사에 없어요. 사람에 맞춰 만든 자리예요.</w:t>
+        <w:t xml:space="preserve">올가: 순서대로요. 사실 하나: 30만은 우리 누구보다 많은 월급이에요.</w:t>
+      </w:r>
+    </w:p>
+    <w:p>
+      <w:pPr>
+        <w:pStyle w:val="BodyText"/>
+      </w:pPr>
+      <w:r>
+        <w:t xml:space="preserve">이리나: 사실 둘: 우리 회사엔 「개발 이사」라는 자리가 없어요, 사람에 맞춰 만든 자리예요.</w:t>
       </w:r>
     </w:p>
     <w:p>
@@ -3994,215 +3994,215 @@
         <w:pStyle w:val="BodyText"/>
       </w:pPr>
       <w:r>
-        <w:t xml:space="preserve">올가: 사실 넷: 디마는 일주일이면 키릴 월급을 알게 돼요. 작은 회사엔 비밀이 없어요.</w:t>
-      </w:r>
-    </w:p>
-    <w:p>
-      <w:pPr>
-        <w:pStyle w:val="BodyText"/>
-      </w:pPr>
-      <w:r>
-        <w:t xml:space="preserve">이리나: 「옳은 것에 돈을 준다」는 우리 보너스 제도가 — 농담이 돼요. 옳은 삼촌을 둔 사람에게 돈을 주는 거죠.</w:t>
-      </w:r>
-    </w:p>
-    <w:p>
-      <w:pPr>
-        <w:pStyle w:val="BodyText"/>
-      </w:pPr>
-      <w:r>
-        <w:t xml:space="preserve">알렉세이: 그건 반대 사실들이에요. 찬성은요?</w:t>
-      </w:r>
-    </w:p>
-    <w:p>
-      <w:pPr>
-        <w:pStyle w:val="BodyText"/>
-      </w:pPr>
-      <w:r>
-        <w:t xml:space="preserve">올가: 찬성은 — 4천만. 컨테이너. 툴라. 그리고 볼코프에게 「아니」라고 하는 보리스 이고레비치.</w:t>
-      </w:r>
-    </w:p>
-    <w:p>
-      <w:pPr>
-        <w:pStyle w:val="BodyText"/>
-      </w:pPr>
-      <w:r>
-        <w:t xml:space="preserve">알렉세이: 그리고 찬성 하나 더. 보리스 이고레비치는 리베이트를 요구하지 않아요. 가족을 위해 부탁하는 거예요.</w:t>
-      </w:r>
-    </w:p>
-    <w:p>
-      <w:pPr>
-        <w:pStyle w:val="BodyText"/>
-      </w:pPr>
-      <w:r>
-        <w:t xml:space="preserve">올가: 사람답게. 가장 위험한 말. 내가 말했죠.</w:t>
-      </w:r>
-    </w:p>
-    <w:p>
-      <w:pPr>
-        <w:pStyle w:val="BodyText"/>
-      </w:pPr>
-      <w:r>
-        <w:t xml:space="preserve">이리나: 감사인으로서: 「조카용」 자리가 있는 회사를 마흔 곳 봤어요. 잘 끝난 건 두 곳이에요.</w:t>
-      </w:r>
-    </w:p>
-    <w:p>
-      <w:pPr>
-        <w:pStyle w:val="BodyText"/>
-      </w:pPr>
-      <w:r>
-        <w:t xml:space="preserve">알렉세이: 왜 두 곳이에요?</w:t>
-      </w:r>
-    </w:p>
-    <w:p>
-      <w:pPr>
-        <w:pStyle w:val="BodyText"/>
-      </w:pPr>
-      <w:r>
-        <w:t xml:space="preserve">이리나: 그 두 곳에선 친척이 맨 밑에서 시작했어요. 그리고 반년 동안 아무도 누구 조카인지 몰랐어요.</w:t>
-      </w:r>
-    </w:p>
-    <w:p>
-      <w:pPr>
-        <w:pStyle w:val="BodyText"/>
-      </w:pPr>
-      <w:r>
-        <w:t xml:space="preserve">알렉세이: 맨 밑에서. 그거 아이디어네요.</w:t>
-      </w:r>
-    </w:p>
-    <w:p>
-      <w:pPr>
-        <w:pStyle w:val="BodyText"/>
-      </w:pPr>
-      <w:r>
-        <w:t xml:space="preserve">올가: 뭐가요?</w:t>
-      </w:r>
-    </w:p>
-    <w:p>
-      <w:pPr>
-        <w:pStyle w:val="BodyText"/>
-      </w:pPr>
-      <w:r>
-        <w:t xml:space="preserve">알렉세이: 여섯째 조항에 「아니요」라고 해요. 하지만 「아니요」만 하지 않아요. 무엇이 가능한지 말해요. 디마가 가르쳐 준 대로: 「안 되지만 이건 돼요」. 이건 조카를 거절하는 게 아니에요. 삼촌 없이 초대하는 거예요.</w:t>
-      </w:r>
-    </w:p>
-    <w:p>
-      <w:pPr>
-        <w:pStyle w:val="BodyText"/>
-      </w:pPr>
-      <w:r>
-        <w:t xml:space="preserve">이리나: 정확히 뭐가 가능한데요?</w:t>
-      </w:r>
-    </w:p>
-    <w:p>
-      <w:pPr>
-        <w:pStyle w:val="BodyText"/>
-      </w:pPr>
-      <w:r>
-        <w:t xml:space="preserve">알렉세이: 키릴은 일반 조건으로 와요. 면접 — 디마처럼. 테스트 — 디마처럼. 월급 — 디마처럼. 센터 교육 — 1모듈, 디마처럼.</w:t>
-      </w:r>
-    </w:p>
-    <w:p>
-      <w:pPr>
-        <w:pStyle w:val="BodyText"/>
-      </w:pPr>
-      <w:r>
-        <w:t xml:space="preserve">올가: 보너스도 — 디마처럼. 퍼센트 말고. 수료한 의사에 대해.</w:t>
-      </w:r>
-    </w:p>
-    <w:p>
-      <w:pPr>
-        <w:pStyle w:val="BodyText"/>
-      </w:pPr>
-      <w:r>
-        <w:t xml:space="preserve">이리나: 그리고 처음 반년은 회사에서 아무도 조카라는 걸 몰라요. 우리 셋 빼고.</w:t>
-      </w:r>
-    </w:p>
-    <w:p>
-      <w:pPr>
-        <w:pStyle w:val="BodyText"/>
-      </w:pPr>
-      <w:r>
-        <w:t xml:space="preserve">디마: 문 너머로 들었어요. 그 사람이 제 테스트를 보면 — 나쁜 의사는 누가 연기해요?</w:t>
-      </w:r>
-    </w:p>
-    <w:p>
-      <w:pPr>
-        <w:pStyle w:val="BodyText"/>
-      </w:pPr>
-      <w:r>
-        <w:t xml:space="preserve">알렉세이: 당신이요, 디마. 이제 대사를 다 알잖아요.</w:t>
-      </w:r>
-    </w:p>
-    <w:p>
-      <w:pPr>
-        <w:pStyle w:val="BodyText"/>
-      </w:pPr>
-      <w:r>
-        <w:t xml:space="preserve">디마: 그럼 하나 더 제안할게요. 첫 달은 저랑 다니게 해요. 툴라, 소콜니키, 루블룝카. 류드밀라 이바노브나를 만나게 해요. 그분은 5분 만에 「빨리」가 뭔지 설명해 줄 거예요.</w:t>
-      </w:r>
-    </w:p>
-    <w:p>
-      <w:pPr>
-        <w:pStyle w:val="BodyText"/>
-      </w:pPr>
-      <w:r>
-        <w:t xml:space="preserve">올가: 드미트리, 투자자의 조카를 가르치고 싶어요?</w:t>
-      </w:r>
-    </w:p>
-    <w:p>
-      <w:pPr>
-        <w:pStyle w:val="BodyText"/>
-      </w:pPr>
-      <w:r>
-        <w:t xml:space="preserve">디마: 우리한테서 서운해서 떠나지 않은 첫 사람이 됐으면 해서요. 아르투르처럼 말고요.</w:t>
-      </w:r>
-    </w:p>
-    <w:p>
-      <w:pPr>
-        <w:pStyle w:val="BodyText"/>
-      </w:pPr>
-      <w:r>
-        <w:t xml:space="preserve">알렉세이: 좋아요. 그러니까 우리 답: 여섯째 조항 — 아니요. 대신 — 일반 조건. 투표해요.</w:t>
-      </w:r>
-    </w:p>
-    <w:p>
-      <w:pPr>
-        <w:pStyle w:val="BodyText"/>
-      </w:pPr>
-      <w:r>
-        <w:t xml:space="preserve">이리나: 찬성.</w:t>
-      </w:r>
-    </w:p>
-    <w:p>
-      <w:pPr>
-        <w:pStyle w:val="BodyText"/>
-      </w:pPr>
-      <w:r>
-        <w:t xml:space="preserve">올가: 찬성. 하지만 경고해요: 보리스 이고레비치는 「논의 대상이 아니다」라고 했어요. 떠날 수도 있어요.</w:t>
-      </w:r>
-    </w:p>
-    <w:p>
-      <w:pPr>
-        <w:pStyle w:val="BodyText"/>
-      </w:pPr>
-      <w:r>
-        <w:t xml:space="preserve">알렉세이: 그럴 수 있죠. 그럼 4천만 없이, 판지와 함께 가는 거예요. 그렇게 살아 봤잖아요.</w:t>
-      </w:r>
-    </w:p>
-    <w:p>
-      <w:pPr>
-        <w:pStyle w:val="BodyText"/>
-      </w:pPr>
-      <w:r>
-        <w:t xml:space="preserve">이리나: 1년 반이요. 한 달 한 달 다 기억해요.</w:t>
-      </w:r>
-    </w:p>
-    <w:p>
-      <w:pPr>
-        <w:pStyle w:val="BodyText"/>
-      </w:pPr>
-      <w:r>
-        <w:t xml:space="preserve">알렉세이: 하지만 그분께 말하는 건 저예요. 직접. 레프 마르코비치를 통해서도, 서류로도 아니고. 바냐에서 그러셨어요: 「자네가 말하는지 알고 싶다」. 그러니 제가 직접 말해야 해요.</w:t>
+        <w:t xml:space="preserve">올가: 사실 넷: 디마는 일주일이면 키릴이 얼마 받는지 알게 돼요. 작은 회사엔 비밀이 없으니까요.</w:t>
+      </w:r>
+    </w:p>
+    <w:p>
+      <w:pPr>
+        <w:pStyle w:val="BodyText"/>
+      </w:pPr>
+      <w:r>
+        <w:t xml:space="preserve">이리나: 그러면 「옳은 일에 돈을 준다」는 우리 보너스 제도는 농담이 돼요. 삼촌을 잘 둔 사람에게 돈을 주게 되니까요.</w:t>
+      </w:r>
+    </w:p>
+    <w:p>
+      <w:pPr>
+        <w:pStyle w:val="BodyText"/>
+      </w:pPr>
+      <w:r>
+        <w:t xml:space="preserve">알렉세이: 그게 반대 사실들이고요. 찬성 쪽은 뭐가 있죠?</w:t>
+      </w:r>
+    </w:p>
+    <w:p>
+      <w:pPr>
+        <w:pStyle w:val="BodyText"/>
+      </w:pPr>
+      <w:r>
+        <w:t xml:space="preserve">올가: 찬성은 — 4천만, 컨테이너, 툴라. 그리고 볼코프에게 「아니요」라고 한 보리스 이고레비치요.</w:t>
+      </w:r>
+    </w:p>
+    <w:p>
+      <w:pPr>
+        <w:pStyle w:val="BodyText"/>
+      </w:pPr>
+      <w:r>
+        <w:t xml:space="preserve">알렉세이: 그리고 찬성이 하나 더 있어요: 보리스 이고레비치는 리베이트를 요구하는 게 아니라 가족을 부탁하는 거예요.</w:t>
+      </w:r>
+    </w:p>
+    <w:p>
+      <w:pPr>
+        <w:pStyle w:val="BodyText"/>
+      </w:pPr>
+      <w:r>
+        <w:t xml:space="preserve">올가: 인간적으로. 제일 위험한 말이라고 했잖아요.</w:t>
+      </w:r>
+    </w:p>
+    <w:p>
+      <w:pPr>
+        <w:pStyle w:val="BodyText"/>
+      </w:pPr>
+      <w:r>
+        <w:t xml:space="preserve">이리나: 감사관으로서 말할게요: 「조카용」 자리가 있는 회사를 마흔 곳 봤는데, 잘 끝난 건 두 곳뿐이에요.</w:t>
+      </w:r>
+    </w:p>
+    <w:p>
+      <w:pPr>
+        <w:pStyle w:val="BodyText"/>
+      </w:pPr>
+      <w:r>
+        <w:t xml:space="preserve">알렉세이: 왜 하필 그 두 곳이었어요?</w:t>
+      </w:r>
+    </w:p>
+    <w:p>
+      <w:pPr>
+        <w:pStyle w:val="BodyText"/>
+      </w:pPr>
+      <w:r>
+        <w:t xml:space="preserve">이리나: 두 곳에선 친척이 맨 밑바닥부터 시작했고, 반년 동안 아무도 누구 조카인지 몰랐어요.</w:t>
+      </w:r>
+    </w:p>
+    <w:p>
+      <w:pPr>
+        <w:pStyle w:val="BodyText"/>
+      </w:pPr>
+      <w:r>
+        <w:t xml:space="preserve">알렉세이: 맨 밑바닥부터라… 그거 아이디어네요, 그것도 좋은 아이디어 같아요.</w:t>
+      </w:r>
+    </w:p>
+    <w:p>
+      <w:pPr>
+        <w:pStyle w:val="BodyText"/>
+      </w:pPr>
+      <w:r>
+        <w:t xml:space="preserve">올가: 무슨 아이디어요? 설명해 주세요.</w:t>
+      </w:r>
+    </w:p>
+    <w:p>
+      <w:pPr>
+        <w:pStyle w:val="BodyText"/>
+      </w:pPr>
+      <w:r>
+        <w:t xml:space="preserve">알렉세이: 여섯째 조항에 「아니요」라고 하되, 「아니요」만 하는 게 아니라 뭐가 가능한지도 말하는 거예요. 디마가 가르쳐 준 대로: 「안 되지만 이건 가능해요」. 이건 조카를 거절하는 게 아니에요. 삼촌 없이 초대하는 거예요.</w:t>
+      </w:r>
+    </w:p>
+    <w:p>
+      <w:pPr>
+        <w:pStyle w:val="BodyText"/>
+      </w:pPr>
+      <w:r>
+        <w:t xml:space="preserve">이리나: 정확히 뭐가 가능한데요? 구체적으로 말해 봐요.</w:t>
+      </w:r>
+    </w:p>
+    <w:p>
+      <w:pPr>
+        <w:pStyle w:val="BodyText"/>
+      </w:pPr>
+      <w:r>
+        <w:t xml:space="preserve">알렉세이: 키릴은 일반 조건으로 들어와요: 디마처럼 면접 보고 테스트 보고요. 월급도 디마처럼, 센터 과정 1모듈도 디마처럼요. 예외도 없고, 따로 방도 없어요.</w:t>
+      </w:r>
+    </w:p>
+    <w:p>
+      <w:pPr>
+        <w:pStyle w:val="BodyText"/>
+      </w:pPr>
+      <w:r>
+        <w:t xml:space="preserve">올가: 보너스도 디마처럼, 비율이 아니라 수료한 의사 수로요.</w:t>
+      </w:r>
+    </w:p>
+    <w:p>
+      <w:pPr>
+        <w:pStyle w:val="BodyText"/>
+      </w:pPr>
+      <w:r>
+        <w:t xml:space="preserve">이리나: 그리고 처음 반년은 우리 셋 말고는 회사 누구도 그가 조카라는 걸 몰라요.</w:t>
+      </w:r>
+    </w:p>
+    <w:p>
+      <w:pPr>
+        <w:pStyle w:val="BodyText"/>
+      </w:pPr>
+      <w:r>
+        <w:t xml:space="preserve">디마: 문 너머로 다 들었어요. 그 사람이 제 테스트를 본다면, 나쁜 의사 역할은 누가 해요?</w:t>
+      </w:r>
+    </w:p>
+    <w:p>
+      <w:pPr>
+        <w:pStyle w:val="BodyText"/>
+      </w:pPr>
+      <w:r>
+        <w:t xml:space="preserve">알렉세이: 당신이요, 디마. 이제 그 대사를 다 알잖아요.</w:t>
+      </w:r>
+    </w:p>
+    <w:p>
+      <w:pPr>
+        <w:pStyle w:val="BodyText"/>
+      </w:pPr>
+      <w:r>
+        <w:t xml:space="preserve">디마: 그럼 하나 더 제안할게요. 첫 달엔 저랑 같이 다니게 해 주세요: 툴라, 소콜니키, 루블룝카요. 류드밀라 이바노브나를 만나게 해요. 그분이면 5분 만에 「빨리」가 뭔지 어떤 경영대학원보다 잘 설명해 줄 거예요.</w:t>
+      </w:r>
+    </w:p>
+    <w:p>
+      <w:pPr>
+        <w:pStyle w:val="BodyText"/>
+      </w:pPr>
+      <w:r>
+        <w:t xml:space="preserve">올가: 드미트리, 정말 투자자 조카를 가르치고 싶어요?</w:t>
+      </w:r>
+    </w:p>
+    <w:p>
+      <w:pPr>
+        <w:pStyle w:val="BodyText"/>
+      </w:pPr>
+      <w:r>
+        <w:t xml:space="preserve">디마: 아르투르처럼 말고, 서운해하지 않고 떠나지 않은 첫 번째 사람이 됐으면 해서요.</w:t>
+      </w:r>
+    </w:p>
+    <w:p>
+      <w:pPr>
+        <w:pStyle w:val="BodyText"/>
+      </w:pPr>
+      <w:r>
+        <w:t xml:space="preserve">알렉세이: 좋아요. 그럼 우리 답은: 여섯째 조항은 — 안 된다, 대신 일반 조건. 투표합시다.</w:t>
+      </w:r>
+    </w:p>
+    <w:p>
+      <w:pPr>
+        <w:pStyle w:val="BodyText"/>
+      </w:pPr>
+      <w:r>
+        <w:t xml:space="preserve">이리나: 찬성이요, 망설임 없이.</w:t>
+      </w:r>
+    </w:p>
+    <w:p>
+      <w:pPr>
+        <w:pStyle w:val="BodyText"/>
+      </w:pPr>
+      <w:r>
+        <w:t xml:space="preserve">올가: 나도 찬성이에요. 하지만 경고하는데, 보리스 이고레비치는 「논의 대상이 아니다」라고 했어요. 떠날 수도 있어요.</w:t>
+      </w:r>
+    </w:p>
+    <w:p>
+      <w:pPr>
+        <w:pStyle w:val="BodyText"/>
+      </w:pPr>
+      <w:r>
+        <w:t xml:space="preserve">알렉세이: 그럴 수도 있죠. 그럼 4천만은 없지만 판지는 있겠죠. 우린 그렇게도 살아 봤어요.</w:t>
+      </w:r>
+    </w:p>
+    <w:p>
+      <w:pPr>
+        <w:pStyle w:val="BodyText"/>
+      </w:pPr>
+      <w:r>
+        <w:t xml:space="preserve">이리나: 1년 반 동안이요. 한 달 한 달 다 기억해요.</w:t>
+      </w:r>
+    </w:p>
+    <w:p>
+      <w:pPr>
+        <w:pStyle w:val="BodyText"/>
+      </w:pPr>
+      <w:r>
+        <w:t xml:space="preserve">알렉세이: 하지만 그분께는 제가 직접 말할 거예요. 레프 마르코비치를 통해서도, 서류로도 아니고요. 바냐에서 「자네가 그렇게 말할지 알고 싶다」고 하셨어요. 그러니 제가 그분 눈을 보고 직접 말해야 해요.</w:t>
       </w:r>
     </w:p>
     <w:bookmarkEnd w:id="35"/>
@@ -4220,39 +4220,39 @@
         <w:pStyle w:val="FirstParagraph"/>
       </w:pPr>
       <w:r>
-        <w:t xml:space="preserve">키릴: 알렉세이 씨, 연락 없이 왔어요. 삼촌이 조건을 받으셨다고 해서요. 팀하고 인사하려고요.</w:t>
-      </w:r>
-    </w:p>
-    <w:p>
-      <w:pPr>
-        <w:pStyle w:val="BodyText"/>
-      </w:pPr>
-      <w:r>
-        <w:t xml:space="preserve">알렉세이: 키릴. 들어와요. 이리나 세르게예브나, 올가 페트로브나예요. 드미트리.</w:t>
-      </w:r>
-    </w:p>
-    <w:p>
-      <w:pPr>
-        <w:pStyle w:val="BodyText"/>
-      </w:pPr>
-      <w:r>
-        <w:t xml:space="preserve">키릴: 반갑습니다. 사업 개발 계획을 준비했어요. 첫 100일용. 보여 드려도 될까요?</w:t>
-      </w:r>
-    </w:p>
-    <w:p>
-      <w:pPr>
-        <w:pStyle w:val="BodyText"/>
-      </w:pPr>
-      <w:r>
-        <w:t xml:space="preserve">올가: 보여 줘요. 우린 계획을 좋아해요. 특히 짧은 거.</w:t>
-      </w:r>
-    </w:p>
-    <w:p>
-      <w:pPr>
-        <w:pStyle w:val="BodyText"/>
-      </w:pPr>
-      <w:r>
-        <w:t xml:space="preserve">키릴: 첫째: 교육 최적화. 6모듈은 — 길어요. 이틀짜리 온라인 과정으로.</w:t>
+        <w:t xml:space="preserve">키릴: 알렉세이, 연락도 없이 왔어요. 삼촌이 조건을 받으셨다길래 팀이랑 인사하려고요.</w:t>
+      </w:r>
+    </w:p>
+    <w:p>
+      <w:pPr>
+        <w:pStyle w:val="BodyText"/>
+      </w:pPr>
+      <w:r>
+        <w:t xml:space="preserve">알렉세이: 키릴, 들어오세요. 이리나 세르게예브나, 올가 페트로브나, 그리고 드미트리예요.</w:t>
+      </w:r>
+    </w:p>
+    <w:p>
+      <w:pPr>
+        <w:pStyle w:val="BodyText"/>
+      </w:pPr>
+      <w:r>
+        <w:t xml:space="preserve">키릴: 반가워요. 첫 100일 개발 계획을 준비했어요. 보여 드려도 될까요?</w:t>
+      </w:r>
+    </w:p>
+    <w:p>
+      <w:pPr>
+        <w:pStyle w:val="BodyText"/>
+      </w:pPr>
+      <w:r>
+        <w:t xml:space="preserve">올가: 보여 주세요. 우린 계획을 좋아해요, 특히 짧은 거요.</w:t>
+      </w:r>
+    </w:p>
+    <w:p>
+      <w:pPr>
+        <w:pStyle w:val="BodyText"/>
+      </w:pPr>
+      <w:r>
+        <w:t xml:space="preserve">키릴: 첫째 — 교육 최적화. 6모듈은 너무 길어서 이틀짜리 온라인 과정을 제안해요.</w:t>
       </w:r>
     </w:p>
     <w:p>
@@ -4268,151 +4268,151 @@
         <w:pStyle w:val="BodyText"/>
       </w:pPr>
       <w:r>
-        <w:t xml:space="preserve">키릴: 영상이요. 좋은 영상이면 팬텀을 대신해요.</w:t>
-      </w:r>
-    </w:p>
-    <w:p>
-      <w:pPr>
-        <w:pStyle w:val="BodyText"/>
-      </w:pPr>
-      <w:r>
-        <w:t xml:space="preserve">디마: 알리나는 3년 동안 영상으로 배웠어요. 한 번 — 혈관. 히알루로니다아제 없이.</w:t>
-      </w:r>
-    </w:p>
-    <w:p>
-      <w:pPr>
-        <w:pStyle w:val="BodyText"/>
-      </w:pPr>
-      <w:r>
-        <w:t xml:space="preserve">키릴: 음, 그건 특수한 경우죠.</w:t>
-      </w:r>
-    </w:p>
-    <w:p>
-      <w:pPr>
-        <w:pStyle w:val="BodyText"/>
-      </w:pPr>
-      <w:r>
-        <w:t xml:space="preserve">이리나: 두 번째 항목은요?</w:t>
-      </w:r>
-    </w:p>
-    <w:p>
-      <w:pPr>
-        <w:pStyle w:val="BodyText"/>
-      </w:pPr>
-      <w:r>
-        <w:t xml:space="preserve">키릴: 둘째: 보너스. 매니저들한테 퍼센트가 없어요. 동기를 떨어뜨리죠. 매출 5퍼센트를 제안해요.</w:t>
-      </w:r>
-    </w:p>
-    <w:p>
-      <w:pPr>
-        <w:pStyle w:val="BodyText"/>
-      </w:pPr>
-      <w:r>
-        <w:t xml:space="preserve">올가: 드미트리, 동기가 떨어졌어요?</w:t>
-      </w:r>
-    </w:p>
-    <w:p>
-      <w:pPr>
-        <w:pStyle w:val="BodyText"/>
-      </w:pPr>
-      <w:r>
-        <w:t xml:space="preserve">디마: 아니요. 지난 분기에 리베이트꾼을 거절해서 4만을 받았어요. 이렇게 동기 부여된 적은 없어요. 퍼센트는 — 마지막 주에 수료증 없는 의사한테 팔고 싶어지는 거예요. 우리가 계산해 봤어요.</w:t>
-      </w:r>
-    </w:p>
-    <w:p>
-      <w:pPr>
-        <w:pStyle w:val="BodyText"/>
-      </w:pPr>
-      <w:r>
-        <w:t xml:space="preserve">키릴: 리베이트꾼을 거절해서요? 이해가 안 되는데요.</w:t>
-      </w:r>
-    </w:p>
-    <w:p>
-      <w:pPr>
-        <w:pStyle w:val="BodyText"/>
-      </w:pPr>
-      <w:r>
-        <w:t xml:space="preserve">알렉세이: 긴 이야기예요, 키릴. 세 번째 항목은요?</w:t>
-      </w:r>
-    </w:p>
-    <w:p>
-      <w:pPr>
-        <w:pStyle w:val="BodyText"/>
-      </w:pPr>
-      <w:r>
-        <w:t xml:space="preserve">키릴: 팀이요. 제 부서가 필요해요. 세 명. 마케팅, SNS, 분석. 예산 — 월 150만.</w:t>
-      </w:r>
-    </w:p>
-    <w:p>
-      <w:pPr>
-        <w:pStyle w:val="BodyText"/>
-      </w:pPr>
-      <w:r>
-        <w:t xml:space="preserve">이리나: 월 150만. 우리 반년 이익 전부예요. 곱하기 2.</w:t>
-      </w:r>
-    </w:p>
-    <w:p>
-      <w:pPr>
-        <w:pStyle w:val="BodyText"/>
-      </w:pPr>
-      <w:r>
-        <w:t xml:space="preserve">키릴: 투자는 회수돼요. 1년 뒤면 1위가 될 거예요.</w:t>
-      </w:r>
-    </w:p>
-    <w:p>
-      <w:pPr>
-        <w:pStyle w:val="BodyText"/>
-      </w:pPr>
-      <w:r>
-        <w:t xml:space="preserve">올가: 키릴, 하나 물어봐도 돼요? 클리닉에 있어 본 적 있어요? 환자 말고. 직원으로.</w:t>
-      </w:r>
-    </w:p>
-    <w:p>
-      <w:pPr>
-        <w:pStyle w:val="BodyText"/>
-      </w:pPr>
-      <w:r>
-        <w:t xml:space="preserve">키릴: 아니요. 하지만 빨리 배워요.</w:t>
-      </w:r>
-    </w:p>
-    <w:p>
-      <w:pPr>
-        <w:pStyle w:val="BodyText"/>
-      </w:pPr>
-      <w:r>
-        <w:t xml:space="preserve">알렉세이: 키릴, 계획 고마워요. 정직한 계획이에요 — 생각하는 걸 그대로 썼으니까요. 저도 정직하게 말할게요. 오늘 말고. 토요일에. 당신과 보리스 이고레비치께 함께. 그분 앞에서 말하는 게 중요해서요.</w:t>
-      </w:r>
-    </w:p>
-    <w:p>
-      <w:pPr>
-        <w:pStyle w:val="BodyText"/>
-      </w:pPr>
-      <w:r>
-        <w:t xml:space="preserve">키릴: 「아니요」처럼 들리네요.</w:t>
-      </w:r>
-    </w:p>
-    <w:p>
-      <w:pPr>
-        <w:pStyle w:val="BodyText"/>
-      </w:pPr>
-      <w:r>
-        <w:t xml:space="preserve">알렉세이: 대화처럼 들리죠. 토요일에 와요. 그리고: 디마가 내일 툴라에 가요. 원하면 — 같이 가요. 그냥 보러. 계획 없이. 프레젠테이션 없이. 내가 당신 삼촌을 찾아갔을 때처럼.</w:t>
-      </w:r>
-    </w:p>
-    <w:p>
-      <w:pPr>
-        <w:pStyle w:val="BodyText"/>
-      </w:pPr>
-      <w:r>
-        <w:t xml:space="preserve">키릴: 툴라요? 교외 전철로요?</w:t>
-      </w:r>
-    </w:p>
-    <w:p>
-      <w:pPr>
-        <w:pStyle w:val="BodyText"/>
-      </w:pPr>
-      <w:r>
-        <w:t xml:space="preserve">디마: 「라스토치카」로요. 5시 40분. 니콜라이 페트로비치가 마중 나오실 거예요. 상자 세는 법을 가르쳐 주실 거예요.</w:t>
+        <w:t xml:space="preserve">키릴: 영상이요. 좋은 영상이면 팬텀을 충분히 대신해요.</w:t>
+      </w:r>
+    </w:p>
+    <w:p>
+      <w:pPr>
+        <w:pStyle w:val="BodyText"/>
+      </w:pPr>
+      <w:r>
+        <w:t xml:space="preserve">디마: 알리나는 3년 동안 영상으로 배웠는데, 한 번은 혈관에 넣었어요. 그것도 히알루로니다제도 없이요.</w:t>
+      </w:r>
+    </w:p>
+    <w:p>
+      <w:pPr>
+        <w:pStyle w:val="BodyText"/>
+      </w:pPr>
+      <w:r>
+        <w:t xml:space="preserve">키릴: 음, 그건 특수한 경우죠. 늘 그런 건 아니에요.</w:t>
+      </w:r>
+    </w:p>
+    <w:p>
+      <w:pPr>
+        <w:pStyle w:val="BodyText"/>
+      </w:pPr>
+      <w:r>
+        <w:t xml:space="preserve">이리나: 알겠어요. 두 번째 항목은요?</w:t>
+      </w:r>
+    </w:p>
+    <w:p>
+      <w:pPr>
+        <w:pStyle w:val="BodyText"/>
+      </w:pPr>
+      <w:r>
+        <w:t xml:space="preserve">키릴: 둘째 — 보너스. 매니저들한테 비율이 없어서 동기가 떨어져요. 매출의 5퍼센트를 제안해요.</w:t>
+      </w:r>
+    </w:p>
+    <w:p>
+      <w:pPr>
+        <w:pStyle w:val="BodyText"/>
+      </w:pPr>
+      <w:r>
+        <w:t xml:space="preserve">올가: 드미트리, 솔직히 말해 봐요. 동기가 떨어졌어요?</w:t>
+      </w:r>
+    </w:p>
+    <w:p>
+      <w:pPr>
+        <w:pStyle w:val="BodyText"/>
+      </w:pPr>
+      <w:r>
+        <w:t xml:space="preserve">디마: 아니요. 지난 분기에 리베이트 요구를 거절해서 4만을 받았어요. 그렇게 동기 부여된 적은 처음이에요. 비율이란 마지막 주에 수료증 없는 의사에게 팔고 싶어지는 거예요. 우린 그걸 계산해 봤어요.</w:t>
+      </w:r>
+    </w:p>
+    <w:p>
+      <w:pPr>
+        <w:pStyle w:val="BodyText"/>
+      </w:pPr>
+      <w:r>
+        <w:t xml:space="preserve">키릴: 리베이트를 거절했다고요? 죄송한데 무슨 얘긴지 모르겠어요.</w:t>
+      </w:r>
+    </w:p>
+    <w:p>
+      <w:pPr>
+        <w:pStyle w:val="BodyText"/>
+      </w:pPr>
+      <w:r>
+        <w:t xml:space="preserve">알렉세이: 긴 얘기예요, 키릴. 세 번째 항목은요?</w:t>
+      </w:r>
+    </w:p>
+    <w:p>
+      <w:pPr>
+        <w:pStyle w:val="BodyText"/>
+      </w:pPr>
+      <w:r>
+        <w:t xml:space="preserve">키릴: 팀이요. 제 부서가 필요해요, 세 명이요: 마케팅, SMM, 분석. 예산은 월 150만이에요.</w:t>
+      </w:r>
+    </w:p>
+    <w:p>
+      <w:pPr>
+        <w:pStyle w:val="BodyText"/>
+      </w:pPr>
+      <w:r>
+        <w:t xml:space="preserve">이리나: 월 150만이면 우리 반년 치 이익 전부에 곱하기 2예요.</w:t>
+      </w:r>
+    </w:p>
+    <w:p>
+      <w:pPr>
+        <w:pStyle w:val="BodyText"/>
+      </w:pPr>
+      <w:r>
+        <w:t xml:space="preserve">키릴: 투자는 회수돼요. 1년이면 1위가 될 거예요, 약속해요.</w:t>
+      </w:r>
+    </w:p>
+    <w:p>
+      <w:pPr>
+        <w:pStyle w:val="BodyText"/>
+      </w:pPr>
+      <w:r>
+        <w:t xml:space="preserve">올가: 키릴, 하나 물어봐도 돼요? 클리닉에 가 본 적 있어요? 환자로 말고, 일하는 사람으로요.</w:t>
+      </w:r>
+    </w:p>
+    <w:p>
+      <w:pPr>
+        <w:pStyle w:val="BodyText"/>
+      </w:pPr>
+      <w:r>
+        <w:t xml:space="preserve">키릴: 없어요. 하지만 저 정말 빨리 배워요.</w:t>
+      </w:r>
+    </w:p>
+    <w:p>
+      <w:pPr>
+        <w:pStyle w:val="BodyText"/>
+      </w:pPr>
+      <w:r>
+        <w:t xml:space="preserve">알렉세이: 키릴, 계획 고마워요. 정직한 계획이에요, 생각하는 걸 그대로 썼으니까요. 저도 정직하게 말할게요. 다만 오늘이 아니라 토요일에, 당신과 보리스 이고레비치 두 분께 함께요. 그분 앞에서 말하는 게 중요해요.</w:t>
+      </w:r>
+    </w:p>
+    <w:p>
+      <w:pPr>
+        <w:pStyle w:val="BodyText"/>
+      </w:pPr>
+      <w:r>
+        <w:t xml:space="preserve">키릴: 제가 제대로 이해했다면 「안 된다」로 들리는데요.</w:t>
+      </w:r>
+    </w:p>
+    <w:p>
+      <w:pPr>
+        <w:pStyle w:val="BodyText"/>
+      </w:pPr>
+      <w:r>
+        <w:t xml:space="preserve">알렉세이: 대화로 들리는 거예요. 토요일에 오세요. 그리고 하나 더: 디마가 내일 툴라에 가요. 원하면 같이 가세요, 그냥 구경하러요. 계획도 프레젠테이션도 없이요. 제가 삼촌께 갔던 것처럼요.</w:t>
+      </w:r>
+    </w:p>
+    <w:p>
+      <w:pPr>
+        <w:pStyle w:val="BodyText"/>
+      </w:pPr>
+      <w:r>
+        <w:t xml:space="preserve">키릴: 툴라요? 근교 전철로요? 한 번도 안 타 봤는데요.</w:t>
+      </w:r>
+    </w:p>
+    <w:p>
+      <w:pPr>
+        <w:pStyle w:val="BodyText"/>
+      </w:pPr>
+      <w:r>
+        <w:t xml:space="preserve">디마: 「라스토치카」로요, 5시 40분에요. 니콜라이 페트로비치가 마중 나와서 상자 세는 법을 가르쳐 줄 거예요.</w:t>
       </w:r>
     </w:p>
     <w:bookmarkEnd w:id="36"/>
@@ -4430,119 +4430,119 @@
         <w:pStyle w:val="FirstParagraph"/>
       </w:pPr>
       <w:r>
-        <w:t xml:space="preserve">레프: 어때요? 커피를 세 잔 마셨어요. 카드로.</w:t>
-      </w:r>
-    </w:p>
-    <w:p>
-      <w:pPr>
-        <w:pStyle w:val="BodyText"/>
-      </w:pPr>
-      <w:r>
-        <w:t xml:space="preserve">알렉세이: 1항부터 5항은 — 수정해서. 거부권은 — 예산 빼고. 기업 협약은 — 불가침. 독립 이사는 — 주예바.</w:t>
-      </w:r>
-    </w:p>
-    <w:p>
-      <w:pPr>
-        <w:pStyle w:val="BodyText"/>
-      </w:pPr>
-      <w:r>
-        <w:t xml:space="preserve">레프: 보리스는 받아들일 거예요. 여섯째는요?</w:t>
-      </w:r>
-    </w:p>
-    <w:p>
-      <w:pPr>
-        <w:pStyle w:val="BodyText"/>
-      </w:pPr>
-      <w:r>
-        <w:t xml:space="preserve">알렉세이: 여섯째는 제가 직접 말씀드릴게요. 토요일에. 직접. 키릴 앞에서.</w:t>
-      </w:r>
-    </w:p>
-    <w:p>
-      <w:pPr>
-        <w:pStyle w:val="BodyText"/>
-      </w:pPr>
-      <w:r>
-        <w:t xml:space="preserve">레프: 그러니까 「아니요」네요.</w:t>
-      </w:r>
-    </w:p>
-    <w:p>
-      <w:pPr>
-        <w:pStyle w:val="BodyText"/>
-      </w:pPr>
-      <w:r>
-        <w:t xml:space="preserve">알렉세이: 그러니까 대화예요. 레프 마르코비치, 20년 동안 그분을 아셨잖아요. 떠나실까요?</w:t>
-      </w:r>
-    </w:p>
-    <w:p>
-      <w:pPr>
-        <w:pStyle w:val="BodyText"/>
-      </w:pPr>
-      <w:r>
-        <w:t xml:space="preserve">레프: 몰라요. 20년 동안 아무도 그한테 가족 일로 「아니」라고 안 했어요. 나조차. 특히 나는.</w:t>
-      </w:r>
-    </w:p>
-    <w:p>
-      <w:pPr>
-        <w:pStyle w:val="BodyText"/>
-      </w:pPr>
-      <w:r>
-        <w:t xml:space="preserve">알렉세이: 왜요?</w:t>
-      </w:r>
-    </w:p>
-    <w:p>
-      <w:pPr>
-        <w:pStyle w:val="BodyText"/>
-      </w:pPr>
-      <w:r>
-        <w:t xml:space="preserve">레프: 내가 겁쟁이라서요. 다른 일엔 — 아니에요. 그런데 보리스 가족 일엔 — 겁쟁이죠. 그게 내 약점이에요. 당신은 나보다 용감할 거예요. 어떻게 될지 궁금하네요.</w:t>
-      </w:r>
-    </w:p>
-    <w:p>
-      <w:pPr>
-        <w:pStyle w:val="BodyText"/>
-      </w:pPr>
-      <w:r>
-        <w:t xml:space="preserve">알렉세이: 저도요. 그리고 무서워요.</w:t>
-      </w:r>
-    </w:p>
-    <w:p>
-      <w:pPr>
-        <w:pStyle w:val="BodyText"/>
-      </w:pPr>
-      <w:r>
-        <w:t xml:space="preserve">레프: 충고 하나. 「유감스럽게도」라고 하지 마요. 보리스는 그 말을 싫어해요. 뭐가 가능한지를 말해요.</w:t>
-      </w:r>
-    </w:p>
-    <w:p>
-      <w:pPr>
-        <w:pStyle w:val="BodyText"/>
-      </w:pPr>
-      <w:r>
-        <w:t xml:space="preserve">알렉세이: 「유감스럽게도」 없이. 올가 페트로브나가 2년째 가르치는 거예요.</w:t>
-      </w:r>
-    </w:p>
-    <w:p>
-      <w:pPr>
-        <w:pStyle w:val="BodyText"/>
-      </w:pPr>
-      <w:r>
-        <w:t xml:space="preserve">레프: 미로노바. 이 회사의 좋은 조언은 전부 미로노바 아니면 벨로바한테서 나오네요. 운이 좋아요.</w:t>
-      </w:r>
-    </w:p>
-    <w:p>
-      <w:pPr>
-        <w:pStyle w:val="BodyText"/>
-      </w:pPr>
-      <w:r>
-        <w:t xml:space="preserve">알렉세이: 알아요. 레프 마르코비치, 대화는 어디서 해요? 바냐에서요?</w:t>
-      </w:r>
-    </w:p>
-    <w:p>
-      <w:pPr>
-        <w:pStyle w:val="BodyText"/>
-      </w:pPr>
-      <w:r>
-        <w:t xml:space="preserve">레프: 아니요. 보리스가 그랬어요: 「토요일 — 다차에서. 바냐 없이. 가족 얘기는 바냐에서 안 해. 거긴 진실 얘기를 하지. 가족 얘기는 — 식탁에서」. 잼을 준비해요. 두 번째 병.</w:t>
+        <w:t xml:space="preserve">레프: 그래서요? 커피를 벌써 세 잔이나 마셨어요, 다 카드로.</w:t>
+      </w:r>
+    </w:p>
+    <w:p>
+      <w:pPr>
+        <w:pStyle w:val="BodyText"/>
+      </w:pPr>
+      <w:r>
+        <w:t xml:space="preserve">알렉세이: 1조부터 5조까지는 수정해서요. 거부권은 예산 제외, 주주 간 계약은 불가침, 독립 이사는 주예바예요.</w:t>
+      </w:r>
+    </w:p>
+    <w:p>
+      <w:pPr>
+        <w:pStyle w:val="BodyText"/>
+      </w:pPr>
+      <w:r>
+        <w:t xml:space="preserve">레프: 보리스는 받아들일 거예요. 여섯째는 어떻게 됐어요?</w:t>
+      </w:r>
+    </w:p>
+    <w:p>
+      <w:pPr>
+        <w:pStyle w:val="BodyText"/>
+      </w:pPr>
+      <w:r>
+        <w:t xml:space="preserve">알렉세이: 여섯째는 토요일에 제가 직접, 키릴 앞에서 말씀드릴 거예요.</w:t>
+      </w:r>
+    </w:p>
+    <w:p>
+      <w:pPr>
+        <w:pStyle w:val="BodyText"/>
+      </w:pPr>
+      <w:r>
+        <w:t xml:space="preserve">레프: 그럼 「안 된다」고 하겠다는 거죠, 제가 맞게 이해했나요?</w:t>
+      </w:r>
+    </w:p>
+    <w:p>
+      <w:pPr>
+        <w:pStyle w:val="BodyText"/>
+      </w:pPr>
+      <w:r>
+        <w:t xml:space="preserve">알렉세이: 대화를 하겠다는 거예요. 레프 마르코비치, 20년 동안 그분을 아셨잖아요. 떠나실까요?</w:t>
+      </w:r>
+    </w:p>
+    <w:p>
+      <w:pPr>
+        <w:pStyle w:val="BodyText"/>
+      </w:pPr>
+      <w:r>
+        <w:t xml:space="preserve">레프: 모르겠어요. 20년 동안 아무도 가족 문제로 그에게 「안 된다」고 한 적이 없어요. 나조차도, 특히 나는요.</w:t>
+      </w:r>
+    </w:p>
+    <w:p>
+      <w:pPr>
+        <w:pStyle w:val="BodyText"/>
+      </w:pPr>
+      <w:r>
+        <w:t xml:space="preserve">알렉세이: 왜 특히 당신은요?</w:t>
+      </w:r>
+    </w:p>
+    <w:p>
+      <w:pPr>
+        <w:pStyle w:val="BodyText"/>
+      </w:pPr>
+      <w:r>
+        <w:t xml:space="preserve">레프: 내가 겁쟁이라서요. 다른 건 다 아닌데, 보리스 가족 문제에선 겁쟁이예요. 그게 내 약점이에요. 당신은 나보다 용감할 거고, 토요일에 어떻게 될지 정말 궁금해요.</w:t>
+      </w:r>
+    </w:p>
+    <w:p>
+      <w:pPr>
+        <w:pStyle w:val="BodyText"/>
+      </w:pPr>
+      <w:r>
+        <w:t xml:space="preserve">알렉세이: 저도 궁금해요. 많이 무섭기도 하고요.</w:t>
+      </w:r>
+    </w:p>
+    <w:p>
+      <w:pPr>
+        <w:pStyle w:val="BodyText"/>
+      </w:pPr>
+      <w:r>
+        <w:t xml:space="preserve">레프: 충고 하나 할게요: 「유감스럽게도」라고 하지 마요. 보리스는 그 말을 싫어해요. 그러니 뭐가 가능한지를 말하세요.</w:t>
+      </w:r>
+    </w:p>
+    <w:p>
+      <w:pPr>
+        <w:pStyle w:val="BodyText"/>
+      </w:pPr>
+      <w:r>
+        <w:t xml:space="preserve">알렉세이: 「유감스럽게도」 없이. 올가 페트로브나가 2년째 가르쳐 주시는 거예요.</w:t>
+      </w:r>
+    </w:p>
+    <w:p>
+      <w:pPr>
+        <w:pStyle w:val="BodyText"/>
+      </w:pPr>
+      <w:r>
+        <w:t xml:space="preserve">레프: 미로노바. 이 회사의 좋은 충고는 다 미로노바나 벨로바한테서 나오는군요. 운이 좋네요.</w:t>
+      </w:r>
+    </w:p>
+    <w:p>
+      <w:pPr>
+        <w:pStyle w:val="BodyText"/>
+      </w:pPr>
+      <w:r>
+        <w:t xml:space="preserve">알렉세이: 알아요. 레프 마르코비치, 대화는 어디서 해요? 또 바냐에서요?</w:t>
+      </w:r>
+    </w:p>
+    <w:p>
+      <w:pPr>
+        <w:pStyle w:val="BodyText"/>
+      </w:pPr>
+      <w:r>
+        <w:t xml:space="preserve">레프: 아니요. 보리스가 그랬어요: 「토요일엔 — 다차에서. 바냐 없이. 가족 얘기는 바냐에서 안 한다. 거긴 진실 얘기를 하는 곳이다. 가족 얘기는 — 식탁에서」. 그러니 잼을 준비하세요, 두 번째 병으로요.</w:t>
       </w:r>
     </w:p>
     <w:bookmarkEnd w:id="37"/>
